--- a/rapport_axe.docx
+++ b/rapport_axe.docx
@@ -32,6 +32,7 @@
           <w:numId w:val="1"/>
         </w:numPr>
         <w:rPr>
+          <w:rFonts w:hint="eastAsia"/>
           <w:lang w:val="fr-FR"/>
         </w:rPr>
       </w:pPr>
@@ -51,6 +52,7 @@
           <w:numId w:val="1"/>
         </w:numPr>
         <w:rPr>
+          <w:rFonts w:hint="eastAsia"/>
           <w:lang w:val="fr-FR"/>
         </w:rPr>
       </w:pPr>
@@ -78,7 +80,100 @@
           <w:rFonts w:hint="eastAsia"/>
           <w:lang w:val="fr-FR"/>
         </w:rPr>
-        <w:t>很多axe缺失，需要axe classification，更好地探究每个axe下都研究了说明主题</w:t>
+        <w:t>问题：</w:t>
+      </w:r>
+      <w:r>
+        <w:rPr>
+          <w:rFonts w:hint="eastAsia"/>
+          <w:lang w:val="fr-FR"/>
+        </w:rPr>
+        <w:t>axe缺失</w:t>
+      </w:r>
+      <w:r>
+        <w:rPr>
+          <w:rFonts w:hint="eastAsia"/>
+          <w:lang w:val="fr-FR"/>
+        </w:rPr>
+        <w:t>20%</w:t>
+      </w:r>
+      <w:r>
+        <w:rPr>
+          <w:rFonts w:hint="eastAsia"/>
+          <w:lang w:val="fr-FR"/>
+        </w:rPr>
+        <w:t>，</w:t>
+      </w:r>
+      <w:r>
+        <w:rPr>
+          <w:rFonts w:hint="eastAsia"/>
+          <w:lang w:val="fr-FR"/>
+        </w:rPr>
+        <w:t>小部分multiaxes</w:t>
+      </w:r>
+      <w:r>
+        <w:rPr>
+          <w:lang w:val="fr-FR"/>
+        </w:rPr>
+        <w:t>,</w:t>
+      </w:r>
+      <w:r>
+        <w:rPr>
+          <w:rFonts w:hint="eastAsia"/>
+          <w:lang w:val="fr-FR"/>
+        </w:rPr>
+        <w:t xml:space="preserve"> 严重的类别不平衡（axe3占比4</w:t>
+      </w:r>
+      <w:r>
+        <w:rPr>
+          <w:lang w:val="fr-FR"/>
+        </w:rPr>
+        <w:t>2</w:t>
+      </w:r>
+      <w:r>
+        <w:rPr>
+          <w:rFonts w:hint="eastAsia"/>
+          <w:lang w:val="fr-FR"/>
+        </w:rPr>
+        <w:t>%</w:t>
+      </w:r>
+      <w:r>
+        <w:rPr>
+          <w:lang w:val="fr-FR"/>
+        </w:rPr>
+        <w:t>, axe1 26%</w:t>
+      </w:r>
+      <w:r>
+        <w:rPr>
+          <w:rFonts w:hint="eastAsia"/>
+          <w:lang w:val="fr-FR"/>
+        </w:rPr>
+        <w:t>）</w:t>
+      </w:r>
+      <w:r>
+        <w:rPr>
+          <w:lang w:val="fr-FR"/>
+        </w:rPr>
+        <w:t>, axes</w:t>
+      </w:r>
+      <w:r>
+        <w:rPr>
+          <w:rFonts w:hint="eastAsia"/>
+          <w:lang w:val="fr-FR"/>
+        </w:rPr>
+        <w:t>关于同一领域（gestion），语义相似，无法直接clustering，</w:t>
+      </w:r>
+      <w:r>
+        <w:rPr>
+          <w:rFonts w:hint="eastAsia"/>
+          <w:lang w:val="fr-FR"/>
+        </w:rPr>
+        <w:t>需要axe classification</w:t>
+      </w:r>
+      <w:r>
+        <w:rPr>
+          <w:lang w:val="fr-FR"/>
+        </w:rPr>
+        <w:br w:type="textWrapping" w:clear="all"/>
       </w:r>
     </w:p>
     <w:p>
@@ -89,16 +184,748 @@
           <w:numId w:val="1"/>
         </w:numPr>
         <w:rPr>
-          <w:lang w:val="fr-FR"/>
-        </w:rPr>
-      </w:pPr>
-      <w:r>
-        <w:rPr>
-          <w:rFonts w:hint="eastAsia"/>
-          <w:lang w:val="fr-FR"/>
-        </w:rPr>
-        <w:t>选择clustering/tfidf做benchmark？效果不好，严重混合：主题近似，方向有差异</w:t>
-      </w:r>
+          <w:rFonts w:hint="eastAsia"/>
+          <w:lang w:val="fr-FR"/>
+        </w:rPr>
+      </w:pPr>
+      <w:r>
+        <w:rPr>
+          <w:rFonts w:hint="eastAsia"/>
+          <w:lang w:val="fr-FR"/>
+        </w:rPr>
+        <w:t>目标：</w:t>
+      </w:r>
+      <w:r>
+        <w:rPr>
+          <w:rFonts w:hint="eastAsia"/>
+          <w:lang w:val="fr-FR"/>
+        </w:rPr>
+        <w:t>探究每个axe下</w:t>
+      </w:r>
+      <w:r>
+        <w:rPr>
+          <w:rFonts w:hint="eastAsia"/>
+          <w:lang w:val="fr-FR"/>
+        </w:rPr>
+        <w:t>具体</w:t>
+      </w:r>
+      <w:r>
+        <w:rPr>
+          <w:rFonts w:hint="eastAsia"/>
+          <w:lang w:val="fr-FR"/>
+        </w:rPr>
+        <w:t>主题</w:t>
+      </w:r>
+      <w:r>
+        <w:rPr>
+          <w:rFonts w:hint="eastAsia"/>
+          <w:lang w:val="fr-FR"/>
+        </w:rPr>
+        <w:t>，</w:t>
+      </w:r>
+      <w:r>
+        <w:rPr>
+          <w:rFonts w:hint="eastAsia"/>
+          <w:lang w:val="fr-FR"/>
+        </w:rPr>
+        <w:t>不同axe之间的</w:t>
+      </w:r>
+      <w:r>
+        <w:rPr>
+          <w:rFonts w:hint="eastAsia"/>
+          <w:lang w:val="fr-FR"/>
+        </w:rPr>
+        <w:t>联系</w:t>
+      </w:r>
+      <w:r>
+        <w:rPr>
+          <w:rFonts w:hint="eastAsia"/>
+          <w:lang w:val="fr-FR"/>
+        </w:rPr>
+        <w:t>，</w:t>
+      </w:r>
+      <w:proofErr w:type="spellStart"/>
+      <w:r>
+        <w:rPr>
+          <w:rFonts w:hint="eastAsia"/>
+          <w:lang w:val="fr-FR"/>
+        </w:rPr>
+        <w:t>irg</w:t>
+      </w:r>
+      <w:proofErr w:type="spellEnd"/>
+      <w:r>
+        <w:rPr>
+          <w:rFonts w:hint="eastAsia"/>
+          <w:lang w:val="fr-FR"/>
+        </w:rPr>
+        <w:t>机构的研究方向与身份特征</w:t>
+      </w:r>
+    </w:p>
+    <w:p>
+      <w:pPr>
+        <w:pStyle w:val="a9"/>
+        <w:numPr>
+          <w:ilvl w:val="1"/>
+          <w:numId w:val="1"/>
+        </w:numPr>
+        <w:rPr>
+          <w:strike/>
+          <w:lang w:val="fr-FR"/>
+        </w:rPr>
+      </w:pPr>
+      <w:r>
+        <w:rPr>
+          <w:rFonts w:hint="eastAsia"/>
+          <w:strike/>
+          <w:lang w:val="fr-FR"/>
+        </w:rPr>
+        <w:t>选择clustering/</w:t>
+      </w:r>
+      <w:proofErr w:type="spellStart"/>
+      <w:r>
+        <w:rPr>
+          <w:rFonts w:hint="eastAsia"/>
+          <w:strike/>
+          <w:lang w:val="fr-FR"/>
+        </w:rPr>
+        <w:t>tfidf</w:t>
+      </w:r>
+      <w:proofErr w:type="spellEnd"/>
+      <w:r>
+        <w:rPr>
+          <w:rFonts w:hint="eastAsia"/>
+          <w:strike/>
+          <w:lang w:val="fr-FR"/>
+        </w:rPr>
+        <w:t>做benchmark？效果不好，严重混合：主题近似，方向有差异</w:t>
+      </w:r>
+    </w:p>
+    <w:p>
+      <w:pPr>
+        <w:rPr>
+          <w:lang w:val="fr-FR"/>
+        </w:rPr>
+      </w:pPr>
+    </w:p>
+    <w:p>
+      <w:pPr>
+        <w:rPr>
+          <w:lang w:val="fr-FR"/>
+        </w:rPr>
+      </w:pPr>
+      <w:r>
+        <w:rPr>
+          <w:rFonts w:hint="eastAsia"/>
+          <w:lang w:val="fr-FR"/>
+        </w:rPr>
+        <w:t>B</w:t>
+      </w:r>
+      <w:r>
+        <w:rPr>
+          <w:lang w:val="fr-FR"/>
+        </w:rPr>
+        <w:t xml:space="preserve">onjour, je vais vous présenter </w:t>
+      </w:r>
+      <w:proofErr w:type="spellStart"/>
+      <w:r>
+        <w:rPr>
+          <w:lang w:val="fr-FR"/>
+        </w:rPr>
+        <w:t>ajd</w:t>
+      </w:r>
+      <w:proofErr w:type="spellEnd"/>
+      <w:r>
+        <w:rPr>
+          <w:lang w:val="fr-FR"/>
+        </w:rPr>
+        <w:t xml:space="preserve"> mon projet de la classification automatique des axes thématiques pour les productions scientifiques au sein d’</w:t>
+      </w:r>
+      <w:proofErr w:type="spellStart"/>
+      <w:r>
+        <w:rPr>
+          <w:lang w:val="fr-FR"/>
+        </w:rPr>
+        <w:t>irg</w:t>
+      </w:r>
+      <w:proofErr w:type="spellEnd"/>
+      <w:r>
+        <w:rPr>
+          <w:lang w:val="fr-FR"/>
+        </w:rPr>
+        <w:t>.</w:t>
+      </w:r>
+    </w:p>
+    <w:p>
+      <w:pPr>
+        <w:rPr>
+          <w:rFonts w:hint="eastAsia"/>
+          <w:lang w:val="fr-FR"/>
+        </w:rPr>
+      </w:pPr>
+      <w:r>
+        <w:rPr>
+          <w:lang w:val="fr-FR"/>
+        </w:rPr>
+        <w:t>IRG définit manuellement leurs axes thématiques :</w:t>
+      </w:r>
+    </w:p>
+    <w:tbl>
+      <w:tblPr>
+        <w:tblW w:w="0" w:type="auto"/>
+        <w:tblCellMar>
+          <w:top w:w="15" w:type="dxa"/>
+          <w:left w:w="15" w:type="dxa"/>
+          <w:bottom w:w="15" w:type="dxa"/>
+          <w:right w:w="15" w:type="dxa"/>
+        </w:tblCellMar>
+        <w:tblLook w:val="04A0" w:firstRow="1" w:lastRow="0" w:firstColumn="1" w:lastColumn="0" w:noHBand="0" w:noVBand="1"/>
+      </w:tblPr>
+      <w:tblGrid>
+        <w:gridCol w:w="1876"/>
+        <w:gridCol w:w="6430"/>
+      </w:tblGrid>
+      <w:tr>
+        <w:tc>
+          <w:tcPr>
+            <w:tcW w:w="0" w:type="auto"/>
+            <w:vAlign w:val="center"/>
+            <w:hideMark/>
+          </w:tcPr>
+          <w:p>
+            <w:pPr>
+              <w:pStyle w:val="a9"/>
+              <w:ind w:left="880"/>
+            </w:pPr>
+            <w:r>
+              <w:rPr>
+                <w:b/>
+                <w:bCs/>
+              </w:rPr>
+              <w:t>IRG_AXE1</w:t>
+            </w:r>
+          </w:p>
+        </w:tc>
+        <w:tc>
+          <w:tcPr>
+            <w:tcW w:w="0" w:type="auto"/>
+            <w:vAlign w:val="center"/>
+            <w:hideMark/>
+          </w:tcPr>
+          <w:p>
+            <w:pPr>
+              <w:pStyle w:val="a9"/>
+              <w:ind w:left="880"/>
+              <w:rPr>
+                <w:lang w:val="fr-FR"/>
+              </w:rPr>
+            </w:pPr>
+            <w:r>
+              <w:rPr>
+                <w:lang w:val="fr-FR"/>
+              </w:rPr>
+              <w:t>Performances et responsabilités</w:t>
+            </w:r>
+          </w:p>
+        </w:tc>
+      </w:tr>
+      <w:tr>
+        <w:tc>
+          <w:tcPr>
+            <w:tcW w:w="0" w:type="auto"/>
+            <w:vAlign w:val="center"/>
+            <w:hideMark/>
+          </w:tcPr>
+          <w:p>
+            <w:pPr>
+              <w:pStyle w:val="a9"/>
+              <w:ind w:left="880"/>
+            </w:pPr>
+            <w:r>
+              <w:rPr>
+                <w:b/>
+                <w:bCs/>
+              </w:rPr>
+              <w:t>IRG_AXE2</w:t>
+            </w:r>
+          </w:p>
+        </w:tc>
+        <w:tc>
+          <w:tcPr>
+            <w:tcW w:w="0" w:type="auto"/>
+            <w:vAlign w:val="center"/>
+            <w:hideMark/>
+          </w:tcPr>
+          <w:p>
+            <w:pPr>
+              <w:pStyle w:val="a9"/>
+              <w:ind w:left="880"/>
+              <w:rPr>
+                <w:lang w:val="fr-FR"/>
+              </w:rPr>
+            </w:pPr>
+            <w:r>
+              <w:rPr>
+                <w:lang w:val="fr-FR"/>
+              </w:rPr>
+              <w:t>Société de services et services à la société</w:t>
+            </w:r>
+          </w:p>
+        </w:tc>
+      </w:tr>
+      <w:tr>
+        <w:tc>
+          <w:tcPr>
+            <w:tcW w:w="0" w:type="auto"/>
+            <w:vAlign w:val="center"/>
+            <w:hideMark/>
+          </w:tcPr>
+          <w:p>
+            <w:pPr>
+              <w:pStyle w:val="a9"/>
+              <w:ind w:left="880"/>
+            </w:pPr>
+            <w:r>
+              <w:rPr>
+                <w:b/>
+                <w:bCs/>
+              </w:rPr>
+              <w:t>IRG_AXE3</w:t>
+            </w:r>
+          </w:p>
+        </w:tc>
+        <w:tc>
+          <w:tcPr>
+            <w:tcW w:w="0" w:type="auto"/>
+            <w:vAlign w:val="center"/>
+            <w:hideMark/>
+          </w:tcPr>
+          <w:p>
+            <w:pPr>
+              <w:pStyle w:val="a9"/>
+              <w:ind w:left="880"/>
+              <w:rPr>
+                <w:lang w:val="fr-FR"/>
+              </w:rPr>
+            </w:pPr>
+            <w:r>
+              <w:rPr>
+                <w:lang w:val="fr-FR"/>
+              </w:rPr>
+              <w:t>Innovations, transformations et résistances organisationnelles et sociétales</w:t>
+            </w:r>
+          </w:p>
+        </w:tc>
+      </w:tr>
+      <w:tr>
+        <w:tc>
+          <w:tcPr>
+            <w:tcW w:w="0" w:type="auto"/>
+            <w:vAlign w:val="center"/>
+            <w:hideMark/>
+          </w:tcPr>
+          <w:p>
+            <w:pPr>
+              <w:pStyle w:val="a9"/>
+              <w:ind w:left="880"/>
+            </w:pPr>
+            <w:r>
+              <w:rPr>
+                <w:b/>
+                <w:bCs/>
+              </w:rPr>
+              <w:t>IRG_AXE4</w:t>
+            </w:r>
+          </w:p>
+        </w:tc>
+        <w:tc>
+          <w:tcPr>
+            <w:tcW w:w="0" w:type="auto"/>
+            <w:vAlign w:val="center"/>
+            <w:hideMark/>
+          </w:tcPr>
+          <w:p>
+            <w:pPr>
+              <w:pStyle w:val="a9"/>
+              <w:ind w:left="880"/>
+            </w:pPr>
+            <w:proofErr w:type="spellStart"/>
+            <w:r>
+              <w:t>Ouvrages</w:t>
+            </w:r>
+            <w:proofErr w:type="spellEnd"/>
+            <w:r>
+              <w:t xml:space="preserve"> </w:t>
+            </w:r>
+            <w:proofErr w:type="spellStart"/>
+            <w:r>
+              <w:t>pédagogiques</w:t>
+            </w:r>
+            <w:proofErr w:type="spellEnd"/>
+          </w:p>
+        </w:tc>
+      </w:tr>
+    </w:tbl>
+    <w:p>
+      <w:pPr>
+        <w:rPr>
+          <w:lang w:val="fr-FR"/>
+        </w:rPr>
+      </w:pPr>
+    </w:p>
+    <w:p>
+      <w:pPr>
+        <w:rPr>
+          <w:lang w:val="fr-FR"/>
+        </w:rPr>
+      </w:pPr>
+      <w:r>
+        <w:rPr>
+          <w:rFonts w:hint="eastAsia"/>
+          <w:lang w:val="fr-FR"/>
+        </w:rPr>
+        <w:t>L</w:t>
+      </w:r>
+      <w:r>
+        <w:rPr>
+          <w:lang w:val="fr-FR"/>
+        </w:rPr>
+        <w:t>es axes sont des indicateurs efficaces pour savoir les thèmes des recherches au sein de l’institut, mais ils sont absents dans environ 20% des articles.</w:t>
+      </w:r>
+    </w:p>
+    <w:p>
+      <w:pPr>
+        <w:rPr>
+          <w:lang w:val="fr-FR"/>
+        </w:rPr>
+      </w:pPr>
+      <w:r>
+        <w:rPr>
+          <w:rFonts w:hint="eastAsia"/>
+          <w:lang w:val="fr-FR"/>
+        </w:rPr>
+        <w:t>C</w:t>
+      </w:r>
+      <w:r>
+        <w:rPr>
+          <w:lang w:val="fr-FR"/>
+        </w:rPr>
+        <w:t>e projet répond aux besoins de classer automatiquement des articles sans axes, compléter les métadonnées du jeu de données.</w:t>
+      </w:r>
+    </w:p>
+    <w:p>
+      <w:pPr>
+        <w:rPr>
+          <w:lang w:val="fr-FR"/>
+        </w:rPr>
+      </w:pPr>
+      <w:r>
+        <w:rPr>
+          <w:rFonts w:hint="eastAsia"/>
+          <w:lang w:val="fr-FR"/>
+        </w:rPr>
+        <w:t>D</w:t>
+      </w:r>
+      <w:r>
+        <w:rPr>
+          <w:lang w:val="fr-FR"/>
+        </w:rPr>
+        <w:t xml:space="preserve">e plus, il prépare à </w:t>
+      </w:r>
+      <w:r>
+        <w:rPr>
+          <w:lang w:val="fr-FR"/>
+        </w:rPr>
+        <w:t>mieux comprendre les thèmes et des caractéristiques des recherche au sein d’</w:t>
+      </w:r>
+      <w:proofErr w:type="spellStart"/>
+      <w:r>
+        <w:rPr>
+          <w:lang w:val="fr-FR"/>
+        </w:rPr>
+        <w:t>irg</w:t>
+      </w:r>
+      <w:proofErr w:type="spellEnd"/>
+      <w:r>
+        <w:rPr>
+          <w:lang w:val="fr-FR"/>
+        </w:rPr>
+        <w:t>, et identifier mots clés sous chaque axe et les liens entre les axes</w:t>
+      </w:r>
+    </w:p>
+    <w:p>
+      <w:pPr>
+        <w:rPr>
+          <w:lang w:val="fr-FR"/>
+        </w:rPr>
+      </w:pPr>
+    </w:p>
+    <w:p>
+      <w:pPr>
+        <w:rPr>
+          <w:lang w:val="fr-FR"/>
+        </w:rPr>
+      </w:pPr>
+    </w:p>
+    <w:p>
+      <w:pPr>
+        <w:rPr>
+          <w:lang w:val="fr-FR"/>
+        </w:rPr>
+      </w:pPr>
+      <w:r>
+        <w:rPr>
+          <w:rFonts w:hint="eastAsia"/>
+          <w:lang w:val="fr-FR"/>
+        </w:rPr>
+        <w:lastRenderedPageBreak/>
+        <w:t>P</w:t>
+      </w:r>
+      <w:r>
+        <w:rPr>
+          <w:lang w:val="fr-FR"/>
+        </w:rPr>
+        <w:t xml:space="preserve">our cela, on note des  </w:t>
+      </w:r>
+    </w:p>
+    <w:p>
+      <w:pPr>
+        <w:rPr>
+          <w:lang w:val="fr-FR"/>
+        </w:rPr>
+      </w:pPr>
+      <w:r>
+        <w:rPr>
+          <w:b/>
+          <w:bCs/>
+          <w:lang w:val="fr-FR"/>
+        </w:rPr>
+        <w:t>Problématiques :</w:t>
+      </w:r>
+    </w:p>
+    <w:p>
+      <w:pPr>
+        <w:numPr>
+          <w:ilvl w:val="0"/>
+          <w:numId w:val="5"/>
+        </w:numPr>
+        <w:rPr>
+          <w:lang w:val="fr-FR"/>
+        </w:rPr>
+      </w:pPr>
+      <w:r>
+        <w:rPr>
+          <w:lang w:val="fr-FR"/>
+        </w:rPr>
+        <w:t xml:space="preserve">Environ </w:t>
+      </w:r>
+      <w:r>
+        <w:rPr>
+          <w:b/>
+          <w:bCs/>
+          <w:lang w:val="fr-FR"/>
+        </w:rPr>
+        <w:t>20 % des données sont manquantes pour les axes</w:t>
+      </w:r>
+      <w:r>
+        <w:rPr>
+          <w:lang w:val="fr-FR"/>
+        </w:rPr>
+        <w:t>.</w:t>
+      </w:r>
+    </w:p>
+    <w:p>
+      <w:pPr>
+        <w:numPr>
+          <w:ilvl w:val="0"/>
+          <w:numId w:val="5"/>
+        </w:numPr>
+        <w:rPr>
+          <w:lang w:val="fr-FR"/>
+        </w:rPr>
+      </w:pPr>
+      <w:r>
+        <w:rPr>
+          <w:lang w:val="fr-FR"/>
+        </w:rPr>
+        <w:t xml:space="preserve">Certaines observations appartiennent à </w:t>
+      </w:r>
+      <w:r>
+        <w:rPr>
+          <w:b/>
+          <w:bCs/>
+          <w:lang w:val="fr-FR"/>
+        </w:rPr>
+        <w:t>plusieurs axes simultanément</w:t>
+      </w:r>
+      <w:r>
+        <w:rPr>
+          <w:lang w:val="fr-FR"/>
+        </w:rPr>
+        <w:t xml:space="preserve"> (multi-label).</w:t>
+      </w:r>
+    </w:p>
+    <w:p>
+      <w:pPr>
+        <w:numPr>
+          <w:ilvl w:val="0"/>
+          <w:numId w:val="5"/>
+        </w:numPr>
+      </w:pPr>
+      <w:r>
+        <w:rPr>
+          <w:b/>
+          <w:bCs/>
+        </w:rPr>
+        <w:t xml:space="preserve">Forte </w:t>
+      </w:r>
+      <w:proofErr w:type="gramStart"/>
+      <w:r>
+        <w:rPr>
+          <w:b/>
+          <w:bCs/>
+        </w:rPr>
+        <w:t>imbalance</w:t>
+      </w:r>
+      <w:r>
+        <w:t xml:space="preserve"> :</w:t>
+      </w:r>
+      <w:proofErr w:type="gramEnd"/>
+      <w:r>
+        <w:t xml:space="preserve"> axe3 = 42 %, axe1 = 26 %.</w:t>
+      </w:r>
+    </w:p>
+    <w:p>
+      <w:pPr>
+        <w:numPr>
+          <w:ilvl w:val="0"/>
+          <w:numId w:val="5"/>
+        </w:numPr>
+        <w:rPr>
+          <w:lang w:val="fr-FR"/>
+        </w:rPr>
+      </w:pPr>
+      <w:proofErr w:type="gramStart"/>
+      <w:r>
+        <w:rPr>
+          <w:rFonts w:hint="eastAsia"/>
+          <w:lang w:val="fr-FR"/>
+        </w:rPr>
+        <w:t>Toute</w:t>
+      </w:r>
+      <w:r>
+        <w:rPr>
+          <w:lang w:val="fr-FR"/>
+        </w:rPr>
+        <w:t>s les production scientifique</w:t>
+      </w:r>
+      <w:proofErr w:type="gramEnd"/>
+      <w:r>
+        <w:rPr>
+          <w:lang w:val="fr-FR"/>
+        </w:rPr>
+        <w:t xml:space="preserve"> proviennent du </w:t>
+      </w:r>
+      <w:proofErr w:type="spellStart"/>
+      <w:r>
+        <w:rPr>
+          <w:lang w:val="fr-FR"/>
+        </w:rPr>
+        <w:t>meme</w:t>
+      </w:r>
+      <w:proofErr w:type="spellEnd"/>
+      <w:r>
+        <w:rPr>
+          <w:lang w:val="fr-FR"/>
+        </w:rPr>
+        <w:t xml:space="preserve"> institut, s’axe dans</w:t>
+      </w:r>
+      <w:r>
+        <w:rPr>
+          <w:lang w:val="fr-FR"/>
+        </w:rPr>
+        <w:t xml:space="preserve"> </w:t>
+      </w:r>
+      <w:r>
+        <w:rPr>
+          <w:b/>
+          <w:bCs/>
+          <w:lang w:val="fr-FR"/>
+        </w:rPr>
+        <w:t>le même domaine (gestion)</w:t>
+      </w:r>
+      <w:r>
+        <w:rPr>
+          <w:b/>
+          <w:bCs/>
+          <w:lang w:val="fr-FR"/>
+        </w:rPr>
+        <w:t xml:space="preserve">, donc les articles sont </w:t>
+      </w:r>
+      <w:r>
+        <w:rPr>
+          <w:lang w:val="fr-FR"/>
+        </w:rPr>
+        <w:t>sémantiquement proches, rendant l</w:t>
+      </w:r>
+      <w:r>
+        <w:rPr>
+          <w:lang w:val="fr-FR"/>
+        </w:rPr>
+        <w:t xml:space="preserve">a classification thématique </w:t>
+      </w:r>
+      <w:r>
+        <w:rPr>
+          <w:lang w:val="fr-FR"/>
+        </w:rPr>
+        <w:t>difficile</w:t>
+      </w:r>
+      <w:r>
+        <w:rPr>
+          <w:lang w:val="fr-FR"/>
+        </w:rPr>
+        <w:t>, et</w:t>
+      </w:r>
+      <w:r>
+        <w:rPr>
+          <w:lang w:val="fr-FR"/>
+        </w:rPr>
+        <w:t xml:space="preserve"> </w:t>
+      </w:r>
+      <w:r>
+        <w:rPr>
+          <w:b/>
+          <w:bCs/>
+          <w:lang w:val="fr-FR"/>
+        </w:rPr>
+        <w:t>clustering direct inefficace</w:t>
+      </w:r>
+      <w:r>
+        <w:rPr>
+          <w:lang w:val="fr-FR"/>
+        </w:rPr>
+        <w:t>.</w:t>
+      </w:r>
+    </w:p>
+    <w:p>
+      <w:pPr>
+        <w:rPr>
+          <w:lang w:val="fr-FR"/>
+        </w:rPr>
+      </w:pPr>
+    </w:p>
+    <w:p>
+      <w:pPr>
+        <w:rPr>
+          <w:lang w:val="fr-FR"/>
+        </w:rPr>
+      </w:pPr>
+    </w:p>
+    <w:p>
+      <w:pPr>
+        <w:rPr>
+          <w:lang w:val="fr-FR"/>
+        </w:rPr>
+      </w:pPr>
     </w:p>
     <w:p>
       <w:pPr>
@@ -116,6 +943,2754 @@
           <w:rFonts w:hint="eastAsia"/>
           <w:lang w:val="fr-FR"/>
         </w:rPr>
+        <w:t>准备数据：</w:t>
+      </w:r>
+    </w:p>
+    <w:p>
+      <w:pPr>
+        <w:pStyle w:val="a9"/>
+        <w:ind w:left="360"/>
+        <w:rPr>
+          <w:lang w:val="fr-FR"/>
+        </w:rPr>
+      </w:pPr>
+      <w:r>
+        <w:rPr>
+          <w:rFonts w:hint="eastAsia"/>
+          <w:lang w:val="fr-FR"/>
+        </w:rPr>
+        <w:t>2024年之前的数据：</w:t>
+      </w:r>
+    </w:p>
+    <w:p>
+      <w:pPr>
+        <w:pStyle w:val="a9"/>
+        <w:ind w:left="360"/>
+      </w:pPr>
+      <w:r>
+        <w:t>2486</w:t>
+      </w:r>
+      <w:r>
+        <w:rPr>
+          <w:rFonts w:hint="eastAsia"/>
+        </w:rPr>
+        <w:t>篇</w:t>
+      </w:r>
+      <w:r>
+        <w:t xml:space="preserve"> 2021</w:t>
+      </w:r>
+      <w:r>
+        <w:rPr>
+          <w:rFonts w:hint="eastAsia"/>
+        </w:rPr>
+        <w:t>篇有axe</w:t>
+      </w:r>
+    </w:p>
+    <w:p>
+      <w:pPr>
+        <w:pStyle w:val="a9"/>
+        <w:ind w:left="360"/>
+      </w:pPr>
+      <w:r>
+        <w:rPr>
+          <w:rFonts w:hint="eastAsia"/>
+        </w:rPr>
+        <w:t>Explode by</w:t>
+      </w:r>
+      <w:r>
+        <w:t xml:space="preserve"> title</w:t>
+      </w:r>
+      <w:r>
+        <w:rPr>
+          <w:rFonts w:hint="eastAsia"/>
+        </w:rPr>
+        <w:t>/KW</w:t>
+      </w:r>
+      <w:r>
+        <w:t>/</w:t>
+      </w:r>
+      <w:r>
+        <w:t>abstract 4533</w:t>
+      </w:r>
+      <w:r>
+        <w:rPr>
+          <w:rFonts w:hint="eastAsia"/>
+        </w:rPr>
+        <w:t>篇</w:t>
+      </w:r>
+    </w:p>
+    <w:p>
+      <w:pPr>
+        <w:pStyle w:val="a9"/>
+        <w:ind w:left="360"/>
+        <w:rPr>
+          <w:lang w:val="fr-FR"/>
+        </w:rPr>
+      </w:pPr>
+      <w:proofErr w:type="spellStart"/>
+      <w:r>
+        <w:rPr>
+          <w:lang w:val="fr-FR"/>
+        </w:rPr>
+        <w:t>X_train</w:t>
+      </w:r>
+      <w:proofErr w:type="spellEnd"/>
+      <w:r>
+        <w:rPr>
+          <w:lang w:val="fr-FR"/>
+        </w:rPr>
+        <w:t xml:space="preserve"> </w:t>
+      </w:r>
+      <w:r>
+        <w:rPr>
+          <w:lang w:val="fr-FR"/>
+        </w:rPr>
+        <w:t xml:space="preserve">: </w:t>
+      </w:r>
+      <w:r>
+        <w:rPr>
+          <w:lang w:val="fr-FR"/>
+        </w:rPr>
+        <w:t>3626</w:t>
+      </w:r>
+      <w:r>
+        <w:rPr>
+          <w:lang w:val="fr-FR"/>
+        </w:rPr>
+        <w:t xml:space="preserve"> 1025 </w:t>
+      </w:r>
+      <w:proofErr w:type="spellStart"/>
+      <w:r>
+        <w:rPr>
+          <w:lang w:val="fr-FR"/>
+        </w:rPr>
+        <w:t>text_emb</w:t>
+      </w:r>
+      <w:proofErr w:type="spellEnd"/>
+      <w:r>
+        <w:rPr>
+          <w:lang w:val="fr-FR"/>
+        </w:rPr>
+        <w:t xml:space="preserve"> +</w:t>
+      </w:r>
+      <w:r>
+        <w:rPr>
+          <w:lang w:val="fr-FR"/>
+        </w:rPr>
+        <w:t xml:space="preserve"> 3 </w:t>
+      </w:r>
+      <w:proofErr w:type="spellStart"/>
+      <w:proofErr w:type="gramStart"/>
+      <w:r>
+        <w:rPr>
+          <w:lang w:val="fr-FR"/>
+        </w:rPr>
+        <w:t>sou</w:t>
+      </w:r>
+      <w:r>
+        <w:rPr>
+          <w:lang w:val="fr-FR"/>
+        </w:rPr>
+        <w:t>rce</w:t>
+      </w:r>
+      <w:proofErr w:type="gramEnd"/>
+      <w:r>
+        <w:rPr>
+          <w:lang w:val="fr-FR"/>
+        </w:rPr>
+        <w:t>_vec</w:t>
+      </w:r>
+      <w:proofErr w:type="spellEnd"/>
+    </w:p>
+    <w:p>
+      <w:pPr>
+        <w:pStyle w:val="a9"/>
+        <w:ind w:left="360"/>
+        <w:rPr>
+          <w:lang w:val="fr-FR"/>
+        </w:rPr>
+      </w:pPr>
+      <w:proofErr w:type="spellStart"/>
+      <w:r>
+        <w:rPr>
+          <w:lang w:val="fr-FR"/>
+        </w:rPr>
+        <w:t>X_val</w:t>
+      </w:r>
+      <w:proofErr w:type="spellEnd"/>
+      <w:r>
+        <w:rPr>
+          <w:lang w:val="fr-FR"/>
+        </w:rPr>
+        <w:t> : 907</w:t>
+      </w:r>
+    </w:p>
+    <w:p>
+      <w:pPr>
+        <w:rPr>
+          <w:lang w:val="fr-FR"/>
+        </w:rPr>
+      </w:pPr>
+    </w:p>
+    <w:p>
+      <w:pPr>
+        <w:rPr>
+          <w:lang w:val="fr-FR"/>
+        </w:rPr>
+      </w:pPr>
+    </w:p>
+    <w:p>
+      <w:pPr>
+        <w:pStyle w:val="a9"/>
+        <w:numPr>
+          <w:ilvl w:val="0"/>
+          <w:numId w:val="1"/>
+        </w:numPr>
+        <w:rPr>
+          <w:lang w:val="fr-FR"/>
+        </w:rPr>
+      </w:pPr>
+      <w:r>
+        <w:rPr>
+          <w:lang w:val="fr-FR"/>
+        </w:rPr>
+        <w:t> </w:t>
+      </w:r>
+      <w:proofErr w:type="spellStart"/>
+      <w:r>
+        <w:rPr>
+          <w:rFonts w:hint="eastAsia"/>
+          <w:lang w:val="fr-FR"/>
+        </w:rPr>
+        <w:t>M</w:t>
+      </w:r>
+      <w:r>
+        <w:rPr>
+          <w:lang w:val="fr-FR"/>
+        </w:rPr>
+        <w:t>lp</w:t>
+      </w:r>
+      <w:proofErr w:type="spellEnd"/>
+    </w:p>
+    <w:p>
+      <w:r>
+        <w:rPr>
+          <w:rFonts w:hint="eastAsia"/>
+        </w:rPr>
+        <w:t xml:space="preserve">3class </w:t>
+      </w:r>
+      <w:r>
+        <w:rPr>
+          <w:rFonts w:hint="eastAsia"/>
+        </w:rPr>
+        <w:t>：AXE4过少，避免极端的类别不平衡</w:t>
+      </w:r>
+    </w:p>
+    <w:p>
+      <w:pPr>
+        <w:rPr>
+          <w:lang w:val="fr-FR"/>
+        </w:rPr>
+      </w:pPr>
+      <w:r>
+        <w:rPr>
+          <w:rFonts w:hint="eastAsia"/>
+        </w:rPr>
+        <w:t>将两组分类问题</w:t>
+      </w:r>
+      <w:r>
+        <w:rPr>
+          <w:rFonts w:hint="eastAsia"/>
+        </w:rPr>
+        <w:t>分开</w:t>
+      </w:r>
+      <w:r>
+        <w:rPr>
+          <w:lang w:val="fr-FR"/>
+        </w:rPr>
+        <w:t xml:space="preserve"> </w:t>
+      </w:r>
+    </w:p>
+    <w:p/>
+    <w:p>
+      <w:pPr>
+        <w:rPr>
+          <w:rFonts w:hint="eastAsia"/>
+        </w:rPr>
+      </w:pPr>
+    </w:p>
+    <w:p>
+      <w:pPr>
+        <w:rPr>
+          <w:rFonts w:hint="eastAsia"/>
+        </w:rPr>
+      </w:pPr>
+      <w:proofErr w:type="spellStart"/>
+      <w:r>
+        <w:rPr>
+          <w:rFonts w:hint="eastAsia"/>
+        </w:rPr>
+        <w:t>T</w:t>
+      </w:r>
+      <w:r>
+        <w:t>ext_e</w:t>
+      </w:r>
+      <w:r>
+        <w:rPr>
+          <w:rFonts w:hint="eastAsia"/>
+        </w:rPr>
+        <w:t>mb+source</w:t>
+      </w:r>
+      <w:proofErr w:type="spellEnd"/>
+      <w:r>
+        <w:t xml:space="preserve"> _</w:t>
+      </w:r>
+      <w:proofErr w:type="spellStart"/>
+      <w:r>
+        <w:t>vec</w:t>
+      </w:r>
+      <w:proofErr w:type="spellEnd"/>
+    </w:p>
+    <w:p>
+      <w:pPr>
+        <w:rPr>
+          <w:lang w:val="fr-FR"/>
+        </w:rPr>
+      </w:pPr>
+      <w:r>
+        <w:rPr>
+          <w:rFonts w:hint="eastAsia"/>
+          <w:lang w:val="fr-FR"/>
+        </w:rPr>
+        <w:t>比所有文本连在一起的进行预测效果要更好</w:t>
+      </w:r>
+    </w:p>
+    <w:p>
+      <w:pPr>
+        <w:rPr>
+          <w:lang w:val="fr-FR"/>
+        </w:rPr>
+      </w:pPr>
+      <w:r>
+        <w:rPr>
+          <w:lang w:val="fr-FR"/>
+        </w:rPr>
+        <w:t xml:space="preserve">Au lieu de concaténer le titre, les mots-clés et le résumé, chaque champ est encodé séparément et traité comme un exemple distinct. Cette approche permet d’augmenter le nombre d’exemples d’apprentissage et de conserver des signaux sémantiques plus </w:t>
+      </w:r>
+      <w:r>
+        <w:rPr>
+          <w:lang w:val="fr-FR"/>
+        </w:rPr>
+        <w:lastRenderedPageBreak/>
+        <w:t>spécifiques.</w:t>
+      </w:r>
+    </w:p>
+    <w:p>
+      <w:pPr>
+        <w:rPr>
+          <w:rFonts w:hint="eastAsia"/>
+          <w:lang w:val="fr-FR"/>
+        </w:rPr>
+      </w:pPr>
+    </w:p>
+    <w:p>
+      <w:pPr>
+        <w:rPr>
+          <w:lang w:val="fr-FR"/>
+        </w:rPr>
+      </w:pPr>
+      <w:r>
+        <w:rPr>
+          <w:rFonts w:hint="eastAsia"/>
+          <w:lang w:val="fr-FR"/>
+        </w:rPr>
+        <w:t>S</w:t>
+      </w:r>
+      <w:r>
+        <w:rPr>
+          <w:lang w:val="fr-FR"/>
+        </w:rPr>
+        <w:t>ampler</w:t>
+      </w:r>
+      <w:r>
+        <w:rPr>
+          <w:lang w:val="fr-FR"/>
+        </w:rPr>
+        <w:t xml:space="preserve"> :</w:t>
+      </w:r>
+    </w:p>
+    <w:p>
+      <w:pPr>
+        <w:rPr>
+          <w:lang w:val="fr-FR"/>
+        </w:rPr>
+      </w:pPr>
+      <w:r>
+        <w:rPr>
+          <w:i/>
+          <w:iCs/>
+          <w:lang w:val="fr-FR"/>
+        </w:rPr>
+        <w:t>Le sampler permet de montrer plus souvent au modèle les exemples des classes rares pendant l’entraînement.</w:t>
+      </w:r>
+    </w:p>
+    <w:p>
+      <w:r>
+        <w:t>（采样器让模型在训练时更频繁地看到少数类样本。）</w:t>
+      </w:r>
+    </w:p>
+    <w:p/>
+    <w:p>
+      <w:pPr>
+        <w:rPr>
+          <w:rFonts w:hint="eastAsia"/>
+        </w:rPr>
+      </w:pPr>
+    </w:p>
+    <w:p>
+      <w:pPr>
+        <w:rPr>
+          <w:rFonts w:hint="eastAsia"/>
+          <w:lang w:val="fr-FR"/>
+        </w:rPr>
+      </w:pPr>
+      <w:proofErr w:type="spellStart"/>
+      <w:r>
+        <w:rPr>
+          <w:rFonts w:hint="eastAsia"/>
+          <w:lang w:val="fr-FR"/>
+        </w:rPr>
+        <w:t>M</w:t>
+      </w:r>
+      <w:r>
+        <w:rPr>
+          <w:lang w:val="fr-FR"/>
+        </w:rPr>
+        <w:t>lp</w:t>
+      </w:r>
+      <w:proofErr w:type="spellEnd"/>
+      <w:r>
+        <w:rPr>
+          <w:lang w:val="fr-FR"/>
+        </w:rPr>
+        <w:t xml:space="preserve"> :</w:t>
+      </w:r>
+      <w:r>
+        <w:rPr>
+          <w:rFonts w:hint="eastAsia"/>
+          <w:lang w:val="fr-FR"/>
+        </w:rPr>
+        <w:t xml:space="preserve"> </w:t>
+      </w:r>
+      <w:proofErr w:type="spellStart"/>
+      <w:r>
+        <w:rPr>
+          <w:lang w:val="fr-FR"/>
+        </w:rPr>
+        <w:t>multilabel</w:t>
+      </w:r>
+      <w:r>
+        <w:rPr>
+          <w:rFonts w:hint="eastAsia"/>
+          <w:lang w:val="fr-FR"/>
+        </w:rPr>
+        <w:t>s</w:t>
+      </w:r>
+      <w:proofErr w:type="spellEnd"/>
+    </w:p>
+    <w:p>
+      <w:pPr>
+        <w:rPr>
+          <w:i/>
+          <w:iCs/>
+          <w:lang w:val="fr-FR"/>
+        </w:rPr>
+      </w:pPr>
+      <w:r>
+        <w:rPr>
+          <w:rFonts w:hint="eastAsia"/>
+          <w:i/>
+          <w:iCs/>
+          <w:lang w:val="fr-FR"/>
+        </w:rPr>
+        <w:t>比</w:t>
+      </w:r>
+      <w:proofErr w:type="spellStart"/>
+      <w:r>
+        <w:rPr>
+          <w:rFonts w:hint="eastAsia"/>
+          <w:i/>
+          <w:iCs/>
+          <w:lang w:val="fr-FR"/>
+        </w:rPr>
+        <w:t>multihead</w:t>
+      </w:r>
+      <w:proofErr w:type="spellEnd"/>
+      <w:r>
+        <w:rPr>
+          <w:rFonts w:hint="eastAsia"/>
+          <w:i/>
+          <w:iCs/>
+          <w:lang w:val="fr-FR"/>
+        </w:rPr>
+        <w:t>效果更好</w:t>
+      </w:r>
+    </w:p>
+    <w:p>
+      <w:pPr>
+        <w:rPr>
+          <w:i/>
+          <w:iCs/>
+          <w:lang w:val="fr-FR"/>
+        </w:rPr>
+      </w:pPr>
+      <w:r>
+        <w:rPr>
+          <w:i/>
+          <w:iCs/>
+          <w:lang w:val="fr-FR"/>
+        </w:rPr>
+        <w:t>Le MLP à tête unique apprend une représentation commune pour prédire plusieurs catégories en même temps.</w:t>
+      </w:r>
+    </w:p>
+    <w:p>
+      <w:pPr>
+        <w:rPr>
+          <w:i/>
+          <w:iCs/>
+          <w:lang w:val="fr-FR"/>
+        </w:rPr>
+      </w:pPr>
+    </w:p>
+    <w:p>
+      <w:pPr>
+        <w:rPr>
+          <w:i/>
+          <w:iCs/>
+          <w:color w:val="0070C0"/>
+        </w:rPr>
+      </w:pPr>
+      <w:r>
+        <w:rPr>
+          <w:i/>
+          <w:iCs/>
+          <w:color w:val="0070C0"/>
+        </w:rPr>
+        <w:t>（单头 MLP 学习一个共享表示，同时预测多个类别。）</w:t>
+      </w:r>
+    </w:p>
+    <w:tbl>
+      <w:tblPr>
+        <w:tblW w:w="0" w:type="auto"/>
+        <w:tblCellSpacing w:w="15" w:type="dxa"/>
+        <w:tblCellMar>
+          <w:top w:w="15" w:type="dxa"/>
+          <w:left w:w="15" w:type="dxa"/>
+          <w:bottom w:w="15" w:type="dxa"/>
+          <w:right w:w="15" w:type="dxa"/>
+        </w:tblCellMar>
+        <w:tblLook w:val="04A0" w:firstRow="1" w:lastRow="0" w:firstColumn="1" w:lastColumn="0" w:noHBand="0" w:noVBand="1"/>
+      </w:tblPr>
+      <w:tblGrid>
+        <w:gridCol w:w="2055"/>
+        <w:gridCol w:w="2576"/>
+        <w:gridCol w:w="2715"/>
+      </w:tblGrid>
+      <w:tr>
+        <w:trPr>
+          <w:tblHeader/>
+          <w:tblCellSpacing w:w="15" w:type="dxa"/>
+        </w:trPr>
+        <w:tc>
+          <w:tcPr>
+            <w:tcW w:w="0" w:type="auto"/>
+            <w:vAlign w:val="center"/>
+            <w:hideMark/>
+          </w:tcPr>
+          <w:p>
+            <w:pPr>
+              <w:rPr>
+                <w:b/>
+                <w:bCs/>
+                <w:i/>
+                <w:iCs/>
+                <w:color w:val="0070C0"/>
+              </w:rPr>
+            </w:pPr>
+            <w:r>
+              <w:rPr>
+                <w:b/>
+                <w:bCs/>
+                <w:i/>
+                <w:iCs/>
+                <w:color w:val="0070C0"/>
+              </w:rPr>
+              <w:t>属性</w:t>
+            </w:r>
+          </w:p>
+        </w:tc>
+        <w:tc>
+          <w:tcPr>
+            <w:tcW w:w="0" w:type="auto"/>
+            <w:vAlign w:val="center"/>
+            <w:hideMark/>
+          </w:tcPr>
+          <w:p>
+            <w:pPr>
+              <w:rPr>
+                <w:b/>
+                <w:bCs/>
+                <w:i/>
+                <w:iCs/>
+                <w:color w:val="0070C0"/>
+              </w:rPr>
+            </w:pPr>
+            <w:r>
+              <w:rPr>
+                <w:b/>
+                <w:bCs/>
+                <w:i/>
+                <w:iCs/>
+                <w:color w:val="0070C0"/>
+              </w:rPr>
+              <w:t>多标签（你的 MLP）</w:t>
+            </w:r>
+          </w:p>
+        </w:tc>
+        <w:tc>
+          <w:tcPr>
+            <w:tcW w:w="0" w:type="auto"/>
+            <w:vAlign w:val="center"/>
+            <w:hideMark/>
+          </w:tcPr>
+          <w:p>
+            <w:pPr>
+              <w:rPr>
+                <w:b/>
+                <w:bCs/>
+                <w:i/>
+                <w:iCs/>
+                <w:color w:val="0070C0"/>
+              </w:rPr>
+            </w:pPr>
+            <w:r>
+              <w:rPr>
+                <w:b/>
+                <w:bCs/>
+                <w:i/>
+                <w:iCs/>
+                <w:color w:val="0070C0"/>
+              </w:rPr>
+              <w:t>单标签多分类（</w:t>
+            </w:r>
+            <w:proofErr w:type="spellStart"/>
+            <w:r>
+              <w:rPr>
+                <w:b/>
+                <w:bCs/>
+                <w:i/>
+                <w:iCs/>
+                <w:color w:val="0070C0"/>
+              </w:rPr>
+              <w:t>softmax</w:t>
+            </w:r>
+            <w:proofErr w:type="spellEnd"/>
+            <w:r>
+              <w:rPr>
+                <w:b/>
+                <w:bCs/>
+                <w:i/>
+                <w:iCs/>
+                <w:color w:val="0070C0"/>
+              </w:rPr>
+              <w:t>）</w:t>
+            </w:r>
+          </w:p>
+        </w:tc>
+      </w:tr>
+      <w:tr>
+        <w:trPr>
+          <w:tblCellSpacing w:w="15" w:type="dxa"/>
+        </w:trPr>
+        <w:tc>
+          <w:tcPr>
+            <w:tcW w:w="0" w:type="auto"/>
+            <w:vAlign w:val="center"/>
+            <w:hideMark/>
+          </w:tcPr>
+          <w:p>
+            <w:pPr>
+              <w:rPr>
+                <w:i/>
+                <w:iCs/>
+                <w:color w:val="0070C0"/>
+              </w:rPr>
+            </w:pPr>
+            <w:r>
+              <w:rPr>
+                <w:i/>
+                <w:iCs/>
+                <w:color w:val="0070C0"/>
+              </w:rPr>
+              <w:t>输出神经元</w:t>
+            </w:r>
+          </w:p>
+        </w:tc>
+        <w:tc>
+          <w:tcPr>
+            <w:tcW w:w="0" w:type="auto"/>
+            <w:vAlign w:val="center"/>
+            <w:hideMark/>
+          </w:tcPr>
+          <w:p>
+            <w:pPr>
+              <w:rPr>
+                <w:i/>
+                <w:iCs/>
+                <w:color w:val="0070C0"/>
+              </w:rPr>
+            </w:pPr>
+            <w:r>
+              <w:rPr>
+                <w:i/>
+                <w:iCs/>
+                <w:color w:val="0070C0"/>
+              </w:rPr>
+              <w:t>每个类别一个 neuron</w:t>
+            </w:r>
+          </w:p>
+        </w:tc>
+        <w:tc>
+          <w:tcPr>
+            <w:tcW w:w="0" w:type="auto"/>
+            <w:vAlign w:val="center"/>
+            <w:hideMark/>
+          </w:tcPr>
+          <w:p>
+            <w:pPr>
+              <w:rPr>
+                <w:i/>
+                <w:iCs/>
+                <w:color w:val="0070C0"/>
+              </w:rPr>
+            </w:pPr>
+            <w:r>
+              <w:rPr>
+                <w:i/>
+                <w:iCs/>
+                <w:color w:val="0070C0"/>
+              </w:rPr>
+              <w:t>每个类别一个 neuron</w:t>
+            </w:r>
+          </w:p>
+        </w:tc>
+      </w:tr>
+      <w:tr>
+        <w:trPr>
+          <w:tblCellSpacing w:w="15" w:type="dxa"/>
+        </w:trPr>
+        <w:tc>
+          <w:tcPr>
+            <w:tcW w:w="0" w:type="auto"/>
+            <w:vAlign w:val="center"/>
+            <w:hideMark/>
+          </w:tcPr>
+          <w:p>
+            <w:pPr>
+              <w:rPr>
+                <w:i/>
+                <w:iCs/>
+                <w:color w:val="0070C0"/>
+              </w:rPr>
+            </w:pPr>
+            <w:r>
+              <w:rPr>
+                <w:i/>
+                <w:iCs/>
+                <w:color w:val="0070C0"/>
+              </w:rPr>
+              <w:t>激活函数</w:t>
+            </w:r>
+          </w:p>
+        </w:tc>
+        <w:tc>
+          <w:tcPr>
+            <w:tcW w:w="0" w:type="auto"/>
+            <w:vAlign w:val="center"/>
+            <w:hideMark/>
+          </w:tcPr>
+          <w:p>
+            <w:pPr>
+              <w:rPr>
+                <w:i/>
+                <w:iCs/>
+                <w:color w:val="0070C0"/>
+              </w:rPr>
+            </w:pPr>
+            <w:r>
+              <w:rPr>
+                <w:i/>
+                <w:iCs/>
+                <w:color w:val="0070C0"/>
+              </w:rPr>
+              <w:t>sigmoid</w:t>
+            </w:r>
+          </w:p>
+        </w:tc>
+        <w:tc>
+          <w:tcPr>
+            <w:tcW w:w="0" w:type="auto"/>
+            <w:vAlign w:val="center"/>
+            <w:hideMark/>
+          </w:tcPr>
+          <w:p>
+            <w:pPr>
+              <w:rPr>
+                <w:i/>
+                <w:iCs/>
+                <w:color w:val="0070C0"/>
+              </w:rPr>
+            </w:pPr>
+            <w:proofErr w:type="spellStart"/>
+            <w:r>
+              <w:rPr>
+                <w:i/>
+                <w:iCs/>
+                <w:color w:val="0070C0"/>
+              </w:rPr>
+              <w:t>softmax</w:t>
+            </w:r>
+            <w:proofErr w:type="spellEnd"/>
+          </w:p>
+        </w:tc>
+      </w:tr>
+      <w:tr>
+        <w:trPr>
+          <w:tblCellSpacing w:w="15" w:type="dxa"/>
+        </w:trPr>
+        <w:tc>
+          <w:tcPr>
+            <w:tcW w:w="0" w:type="auto"/>
+            <w:vAlign w:val="center"/>
+            <w:hideMark/>
+          </w:tcPr>
+          <w:p>
+            <w:pPr>
+              <w:rPr>
+                <w:i/>
+                <w:iCs/>
+                <w:color w:val="0070C0"/>
+              </w:rPr>
+            </w:pPr>
+            <w:r>
+              <w:rPr>
+                <w:i/>
+                <w:iCs/>
+                <w:color w:val="0070C0"/>
+              </w:rPr>
+              <w:t>每类别独立</w:t>
+            </w:r>
+          </w:p>
+        </w:tc>
+        <w:tc>
+          <w:tcPr>
+            <w:tcW w:w="0" w:type="auto"/>
+            <w:vAlign w:val="center"/>
+            <w:hideMark/>
+          </w:tcPr>
+          <w:p>
+            <w:pPr>
+              <w:rPr>
+                <w:i/>
+                <w:iCs/>
+                <w:color w:val="0070C0"/>
+              </w:rPr>
+            </w:pPr>
+            <w:r>
+              <w:rPr>
+                <w:rFonts w:ascii="Segoe UI Emoji" w:hAnsi="Segoe UI Emoji" w:cs="Segoe UI Emoji"/>
+                <w:i/>
+                <w:iCs/>
+                <w:color w:val="0070C0"/>
+              </w:rPr>
+              <w:t>✅</w:t>
+            </w:r>
+          </w:p>
+        </w:tc>
+        <w:tc>
+          <w:tcPr>
+            <w:tcW w:w="0" w:type="auto"/>
+            <w:vAlign w:val="center"/>
+            <w:hideMark/>
+          </w:tcPr>
+          <w:p>
+            <w:pPr>
+              <w:rPr>
+                <w:i/>
+                <w:iCs/>
+                <w:color w:val="0070C0"/>
+              </w:rPr>
+            </w:pPr>
+            <w:r>
+              <w:rPr>
+                <w:rFonts w:ascii="Segoe UI Emoji" w:hAnsi="Segoe UI Emoji" w:cs="Segoe UI Emoji"/>
+                <w:i/>
+                <w:iCs/>
+                <w:color w:val="0070C0"/>
+              </w:rPr>
+              <w:t>❌</w:t>
+            </w:r>
+            <w:r>
+              <w:rPr>
+                <w:i/>
+                <w:iCs/>
+                <w:color w:val="0070C0"/>
+              </w:rPr>
+              <w:t>（相互依赖）</w:t>
+            </w:r>
+          </w:p>
+        </w:tc>
+      </w:tr>
+      <w:tr>
+        <w:trPr>
+          <w:tblCellSpacing w:w="15" w:type="dxa"/>
+        </w:trPr>
+        <w:tc>
+          <w:tcPr>
+            <w:tcW w:w="0" w:type="auto"/>
+            <w:vAlign w:val="center"/>
+            <w:hideMark/>
+          </w:tcPr>
+          <w:p>
+            <w:pPr>
+              <w:rPr>
+                <w:i/>
+                <w:iCs/>
+                <w:color w:val="0070C0"/>
+              </w:rPr>
+            </w:pPr>
+            <w:r>
+              <w:rPr>
+                <w:i/>
+                <w:iCs/>
+                <w:color w:val="0070C0"/>
+              </w:rPr>
+              <w:t>输出概率和</w:t>
+            </w:r>
+          </w:p>
+        </w:tc>
+        <w:tc>
+          <w:tcPr>
+            <w:tcW w:w="0" w:type="auto"/>
+            <w:vAlign w:val="center"/>
+            <w:hideMark/>
+          </w:tcPr>
+          <w:p>
+            <w:pPr>
+              <w:rPr>
+                <w:i/>
+                <w:iCs/>
+                <w:color w:val="0070C0"/>
+              </w:rPr>
+            </w:pPr>
+            <w:r>
+              <w:rPr>
+                <w:i/>
+                <w:iCs/>
+                <w:color w:val="0070C0"/>
+              </w:rPr>
+              <w:t>可以 &lt; 1 或 &gt; 1（独立）</w:t>
+            </w:r>
+          </w:p>
+        </w:tc>
+        <w:tc>
+          <w:tcPr>
+            <w:tcW w:w="0" w:type="auto"/>
+            <w:vAlign w:val="center"/>
+            <w:hideMark/>
+          </w:tcPr>
+          <w:p>
+            <w:pPr>
+              <w:rPr>
+                <w:i/>
+                <w:iCs/>
+                <w:color w:val="0070C0"/>
+              </w:rPr>
+            </w:pPr>
+            <w:r>
+              <w:rPr>
+                <w:i/>
+                <w:iCs/>
+                <w:color w:val="0070C0"/>
+              </w:rPr>
+              <w:t>必为 1</w:t>
+            </w:r>
+          </w:p>
+        </w:tc>
+      </w:tr>
+      <w:tr>
+        <w:trPr>
+          <w:tblCellSpacing w:w="15" w:type="dxa"/>
+        </w:trPr>
+        <w:tc>
+          <w:tcPr>
+            <w:tcW w:w="0" w:type="auto"/>
+            <w:vAlign w:val="center"/>
+            <w:hideMark/>
+          </w:tcPr>
+          <w:p>
+            <w:pPr>
+              <w:rPr>
+                <w:i/>
+                <w:iCs/>
+                <w:color w:val="0070C0"/>
+              </w:rPr>
+            </w:pPr>
+            <w:r>
+              <w:rPr>
+                <w:i/>
+                <w:iCs/>
+                <w:color w:val="0070C0"/>
+              </w:rPr>
+              <w:t>可同时预测多个类别</w:t>
+            </w:r>
+          </w:p>
+        </w:tc>
+        <w:tc>
+          <w:tcPr>
+            <w:tcW w:w="0" w:type="auto"/>
+            <w:vAlign w:val="center"/>
+            <w:hideMark/>
+          </w:tcPr>
+          <w:p>
+            <w:pPr>
+              <w:rPr>
+                <w:i/>
+                <w:iCs/>
+                <w:color w:val="0070C0"/>
+              </w:rPr>
+            </w:pPr>
+            <w:r>
+              <w:rPr>
+                <w:rFonts w:ascii="Segoe UI Emoji" w:hAnsi="Segoe UI Emoji" w:cs="Segoe UI Emoji"/>
+                <w:i/>
+                <w:iCs/>
+                <w:color w:val="0070C0"/>
+              </w:rPr>
+              <w:t>✅</w:t>
+            </w:r>
+          </w:p>
+        </w:tc>
+        <w:tc>
+          <w:tcPr>
+            <w:tcW w:w="0" w:type="auto"/>
+            <w:vAlign w:val="center"/>
+            <w:hideMark/>
+          </w:tcPr>
+          <w:p>
+            <w:pPr>
+              <w:rPr>
+                <w:i/>
+                <w:iCs/>
+                <w:color w:val="0070C0"/>
+              </w:rPr>
+            </w:pPr>
+            <w:r>
+              <w:rPr>
+                <w:rFonts w:ascii="Segoe UI Emoji" w:hAnsi="Segoe UI Emoji" w:cs="Segoe UI Emoji"/>
+                <w:i/>
+                <w:iCs/>
+                <w:color w:val="0070C0"/>
+              </w:rPr>
+              <w:t>❌</w:t>
+            </w:r>
+          </w:p>
+        </w:tc>
+      </w:tr>
+      <w:tr>
+        <w:trPr>
+          <w:tblCellSpacing w:w="15" w:type="dxa"/>
+        </w:trPr>
+        <w:tc>
+          <w:tcPr>
+            <w:tcW w:w="0" w:type="auto"/>
+            <w:vAlign w:val="center"/>
+            <w:hideMark/>
+          </w:tcPr>
+          <w:p>
+            <w:pPr>
+              <w:rPr>
+                <w:i/>
+                <w:iCs/>
+                <w:color w:val="0070C0"/>
+              </w:rPr>
+            </w:pPr>
+            <w:r>
+              <w:rPr>
+                <w:i/>
+                <w:iCs/>
+                <w:color w:val="0070C0"/>
+              </w:rPr>
+              <w:t>threshold</w:t>
+            </w:r>
+          </w:p>
+        </w:tc>
+        <w:tc>
+          <w:tcPr>
+            <w:tcW w:w="0" w:type="auto"/>
+            <w:vAlign w:val="center"/>
+            <w:hideMark/>
+          </w:tcPr>
+          <w:p>
+            <w:pPr>
+              <w:rPr>
+                <w:i/>
+                <w:iCs/>
+                <w:color w:val="0070C0"/>
+              </w:rPr>
+            </w:pPr>
+            <w:r>
+              <w:rPr>
+                <w:i/>
+                <w:iCs/>
+                <w:color w:val="0070C0"/>
+              </w:rPr>
+              <w:t>每类别独立设定</w:t>
+            </w:r>
+          </w:p>
+        </w:tc>
+        <w:tc>
+          <w:tcPr>
+            <w:tcW w:w="0" w:type="auto"/>
+            <w:vAlign w:val="center"/>
+            <w:hideMark/>
+          </w:tcPr>
+          <w:p>
+            <w:pPr>
+              <w:rPr>
+                <w:i/>
+                <w:iCs/>
+                <w:color w:val="0070C0"/>
+              </w:rPr>
+            </w:pPr>
+            <w:r>
+              <w:rPr>
+                <w:i/>
+                <w:iCs/>
+                <w:color w:val="0070C0"/>
+              </w:rPr>
+              <w:t>不常用（一般直接选最大）</w:t>
+            </w:r>
+          </w:p>
+        </w:tc>
+      </w:tr>
+      <w:tr>
+        <w:trPr>
+          <w:tblCellSpacing w:w="15" w:type="dxa"/>
+        </w:trPr>
+        <w:tc>
+          <w:tcPr>
+            <w:tcW w:w="0" w:type="auto"/>
+            <w:vAlign w:val="center"/>
+          </w:tcPr>
+          <w:p>
+            <w:pPr>
+              <w:rPr>
+                <w:i/>
+                <w:iCs/>
+              </w:rPr>
+            </w:pPr>
+          </w:p>
+        </w:tc>
+        <w:tc>
+          <w:tcPr>
+            <w:tcW w:w="0" w:type="auto"/>
+            <w:vAlign w:val="center"/>
+          </w:tcPr>
+          <w:p>
+            <w:pPr>
+              <w:rPr>
+                <w:i/>
+                <w:iCs/>
+              </w:rPr>
+            </w:pPr>
+          </w:p>
+        </w:tc>
+        <w:tc>
+          <w:tcPr>
+            <w:tcW w:w="0" w:type="auto"/>
+            <w:vAlign w:val="center"/>
+          </w:tcPr>
+          <w:p>
+            <w:pPr>
+              <w:rPr>
+                <w:i/>
+                <w:iCs/>
+              </w:rPr>
+            </w:pPr>
+          </w:p>
+        </w:tc>
+      </w:tr>
+    </w:tbl>
+    <w:p>
+      <w:pPr>
+        <w:rPr>
+          <w:rFonts w:hint="eastAsia"/>
+          <w:i/>
+          <w:iCs/>
+        </w:rPr>
+      </w:pPr>
+    </w:p>
+    <w:p>
+      <w:pPr>
+        <w:rPr>
+          <w:rFonts w:hint="eastAsia"/>
+          <w:i/>
+          <w:iCs/>
+          <w:lang w:val="fr-FR"/>
+        </w:rPr>
+      </w:pPr>
+    </w:p>
+    <w:p>
+      <w:pPr>
+        <w:rPr>
+          <w:i/>
+          <w:iCs/>
+          <w:lang w:val="fr-FR"/>
+        </w:rPr>
+      </w:pPr>
+      <w:proofErr w:type="spellStart"/>
+      <w:r>
+        <w:rPr>
+          <w:rFonts w:hint="eastAsia"/>
+          <w:i/>
+          <w:iCs/>
+          <w:lang w:val="fr-FR"/>
+        </w:rPr>
+        <w:t>Foc</w:t>
+      </w:r>
+      <w:r>
+        <w:rPr>
+          <w:i/>
+          <w:iCs/>
+          <w:lang w:val="fr-FR"/>
+        </w:rPr>
+        <w:t>al</w:t>
+      </w:r>
+      <w:r>
+        <w:rPr>
+          <w:rFonts w:hint="eastAsia"/>
+          <w:i/>
+          <w:iCs/>
+          <w:lang w:val="fr-FR"/>
+        </w:rPr>
+        <w:t>loss</w:t>
+      </w:r>
+      <w:proofErr w:type="spellEnd"/>
+      <w:r>
+        <w:rPr>
+          <w:rFonts w:hint="eastAsia"/>
+          <w:i/>
+          <w:iCs/>
+          <w:lang w:val="fr-FR"/>
+        </w:rPr>
+        <w:t>：</w:t>
+      </w:r>
+    </w:p>
+    <w:p>
+      <w:pPr>
+        <w:rPr>
+          <w:lang w:val="fr-FR"/>
+        </w:rPr>
+      </w:pPr>
+      <w:r>
+        <w:rPr>
+          <w:i/>
+          <w:iCs/>
+          <w:lang w:val="fr-FR"/>
+        </w:rPr>
+        <w:t xml:space="preserve">La focal </w:t>
+      </w:r>
+      <w:proofErr w:type="spellStart"/>
+      <w:r>
+        <w:rPr>
+          <w:i/>
+          <w:iCs/>
+          <w:lang w:val="fr-FR"/>
+        </w:rPr>
+        <w:t>loss</w:t>
+      </w:r>
+      <w:proofErr w:type="spellEnd"/>
+      <w:r>
+        <w:rPr>
+          <w:i/>
+          <w:iCs/>
+          <w:lang w:val="fr-FR"/>
+        </w:rPr>
+        <w:t xml:space="preserve"> force le modèle à se concentrer davantage sur les exemples difficiles et les </w:t>
+      </w:r>
+      <w:r>
+        <w:rPr>
+          <w:i/>
+          <w:iCs/>
+          <w:lang w:val="fr-FR"/>
+        </w:rPr>
+        <w:lastRenderedPageBreak/>
+        <w:t>classes rares.</w:t>
+      </w:r>
+    </w:p>
+    <w:p>
+      <w:pPr>
+        <w:rPr>
+          <w:lang w:val="fr-FR"/>
+        </w:rPr>
+      </w:pPr>
+      <w:r>
+        <w:rPr>
+          <w:lang w:val="fr-FR"/>
+        </w:rPr>
+        <w:t xml:space="preserve">（Focal </w:t>
+      </w:r>
+      <w:proofErr w:type="spellStart"/>
+      <w:r>
+        <w:rPr>
+          <w:lang w:val="fr-FR"/>
+        </w:rPr>
+        <w:t>loss</w:t>
+      </w:r>
+      <w:proofErr w:type="spellEnd"/>
+      <w:r>
+        <w:rPr>
+          <w:lang w:val="fr-FR"/>
+        </w:rPr>
+        <w:t xml:space="preserve"> </w:t>
+      </w:r>
+      <w:r>
+        <w:t>迫使模型更加关注难分类样本和少数类。</w:t>
+      </w:r>
+      <w:r>
+        <w:rPr>
+          <w:lang w:val="fr-FR"/>
+        </w:rPr>
+        <w:t>）</w:t>
+      </w:r>
+    </w:p>
+    <w:p>
+      <w:pPr>
+        <w:rPr>
+          <w:lang w:val="fr-FR"/>
+        </w:rPr>
+      </w:pPr>
+    </w:p>
+    <w:p>
+      <w:pPr>
+        <w:rPr>
+          <w:lang w:val="fr-FR"/>
+        </w:rPr>
+      </w:pPr>
+      <w:proofErr w:type="spellStart"/>
+      <w:r>
+        <w:rPr>
+          <w:rFonts w:hint="eastAsia"/>
+          <w:lang w:val="fr-FR"/>
+        </w:rPr>
+        <w:t>O</w:t>
+      </w:r>
+      <w:r>
+        <w:rPr>
+          <w:lang w:val="fr-FR"/>
+        </w:rPr>
+        <w:t>of</w:t>
+      </w:r>
+      <w:proofErr w:type="spellEnd"/>
+      <w:r>
+        <w:rPr>
+          <w:lang w:val="fr-FR"/>
+        </w:rPr>
+        <w:t xml:space="preserve"> </w:t>
+      </w:r>
+      <w:proofErr w:type="spellStart"/>
+      <w:r>
+        <w:rPr>
+          <w:lang w:val="fr-FR"/>
+        </w:rPr>
+        <w:t>threshod</w:t>
+      </w:r>
+      <w:proofErr w:type="spellEnd"/>
+      <w:r>
+        <w:rPr>
+          <w:lang w:val="fr-FR"/>
+        </w:rPr>
+        <w:t xml:space="preserve"> pour la prédiction </w:t>
+      </w:r>
+    </w:p>
+    <w:p>
+      <w:pPr>
+        <w:rPr>
+          <w:lang w:val="fr-FR"/>
+        </w:rPr>
+      </w:pPr>
+      <w:r>
+        <w:rPr>
+          <w:rFonts w:hint="eastAsia"/>
+          <w:lang w:val="fr-FR"/>
+        </w:rPr>
+        <w:t>选择每一个类别的t。</w:t>
+      </w:r>
+    </w:p>
+    <w:p>
+      <w:pPr>
+        <w:rPr>
+          <w:rFonts w:hint="eastAsia"/>
+          <w:lang w:val="fr-FR"/>
+        </w:rPr>
+      </w:pPr>
+      <w:r>
+        <w:rPr>
+          <w:rFonts w:hint="eastAsia"/>
+          <w:lang w:val="fr-FR"/>
+        </w:rPr>
+        <w:t>避免在val上调整</w:t>
+      </w:r>
+      <w:proofErr w:type="spellStart"/>
+      <w:r>
+        <w:rPr>
+          <w:rFonts w:hint="eastAsia"/>
+          <w:lang w:val="fr-FR"/>
+        </w:rPr>
+        <w:t>threshold</w:t>
+      </w:r>
+      <w:proofErr w:type="spellEnd"/>
+      <w:r>
+        <w:rPr>
+          <w:rFonts w:hint="eastAsia"/>
+          <w:lang w:val="fr-FR"/>
+        </w:rPr>
+        <w:t>，会在</w:t>
+      </w:r>
+      <w:proofErr w:type="spellStart"/>
+      <w:r>
+        <w:rPr>
+          <w:rFonts w:hint="eastAsia"/>
+          <w:lang w:val="fr-FR"/>
+        </w:rPr>
+        <w:t>eval</w:t>
+      </w:r>
+      <w:proofErr w:type="spellEnd"/>
+      <w:r>
+        <w:rPr>
+          <w:rFonts w:hint="eastAsia"/>
+          <w:lang w:val="fr-FR"/>
+        </w:rPr>
+        <w:t>中造成</w:t>
+      </w:r>
+      <w:proofErr w:type="spellStart"/>
+      <w:r>
+        <w:rPr>
+          <w:rFonts w:hint="eastAsia"/>
+          <w:lang w:val="fr-FR"/>
+        </w:rPr>
+        <w:t>metric</w:t>
+      </w:r>
+      <w:proofErr w:type="spellEnd"/>
+      <w:r>
+        <w:rPr>
+          <w:rFonts w:hint="eastAsia"/>
+          <w:lang w:val="fr-FR"/>
+        </w:rPr>
+        <w:t xml:space="preserve"> </w:t>
+      </w:r>
+      <w:proofErr w:type="spellStart"/>
+      <w:r>
+        <w:rPr>
+          <w:rFonts w:hint="eastAsia"/>
+          <w:lang w:val="fr-FR"/>
+        </w:rPr>
+        <w:t>leakage</w:t>
+      </w:r>
+      <w:proofErr w:type="spellEnd"/>
+      <w:r>
+        <w:rPr>
+          <w:rFonts w:hint="eastAsia"/>
+          <w:lang w:val="fr-FR"/>
+        </w:rPr>
+        <w:t>。</w:t>
+      </w:r>
+    </w:p>
+    <w:p>
+      <w:pPr>
+        <w:rPr>
+          <w:lang w:val="fr-FR"/>
+        </w:rPr>
+      </w:pPr>
+      <w:r>
+        <w:rPr>
+          <w:lang w:val="fr-FR"/>
+        </w:rPr>
+        <w:t>La sélection du seuil par OOF consiste à choisir, pour chaque classe, le seuil qui maximise la performance en utilisant uniquement des prédictions sur des données non vues pendant l’entraînement</w:t>
+      </w:r>
+      <w:r>
+        <w:rPr>
+          <w:lang w:val="fr-FR"/>
+        </w:rPr>
+        <w:t xml:space="preserve">, </w:t>
+      </w:r>
+      <w:r>
+        <w:rPr>
+          <w:lang w:val="fr-FR"/>
+        </w:rPr>
+        <w:t>ce qui limite la surestimation des métriques.</w:t>
+      </w:r>
+    </w:p>
+    <w:p>
+      <w:pPr>
+        <w:rPr>
+          <w:lang w:val="fr-FR"/>
+        </w:rPr>
+      </w:pPr>
+      <w:r>
+        <w:rPr>
+          <w:lang w:val="fr-FR"/>
+        </w:rPr>
+        <w:t>(</w:t>
+      </w:r>
+      <w:r>
+        <w:rPr>
+          <w:lang w:val="fr-FR"/>
+        </w:rPr>
+        <w:t>L’approche OOF permet d’éviter une optimisation indirecte sur le jeu de validation et garantit une évaluation plus fidèle des performances du modèle.</w:t>
+      </w:r>
+      <w:r>
+        <w:rPr>
+          <w:lang w:val="fr-FR"/>
+        </w:rPr>
+        <w:t>)</w:t>
+      </w:r>
+    </w:p>
+    <w:p>
+      <w:pPr>
+        <w:rPr>
+          <w:lang w:val="fr-FR"/>
+        </w:rPr>
+      </w:pPr>
+    </w:p>
+    <w:p>
+      <w:pPr>
+        <w:rPr>
+          <w:lang w:val="fr-FR"/>
+        </w:rPr>
+      </w:pPr>
+      <w:proofErr w:type="spellStart"/>
+      <w:r>
+        <w:rPr>
+          <w:rFonts w:hint="eastAsia"/>
+          <w:lang w:val="fr-FR"/>
+        </w:rPr>
+        <w:t>Threshold</w:t>
+      </w:r>
+      <w:proofErr w:type="spellEnd"/>
+      <w:r>
+        <w:rPr>
+          <w:lang w:val="fr-FR"/>
+        </w:rPr>
+        <w:t> :</w:t>
+      </w:r>
+    </w:p>
+    <w:p>
+      <w:pPr>
+        <w:rPr>
+          <w:lang w:val="fr-FR"/>
+        </w:rPr>
+      </w:pPr>
+      <w:r>
+        <w:rPr>
+          <w:rFonts w:hint="eastAsia"/>
+          <w:lang w:val="fr-FR"/>
+        </w:rPr>
+        <w:t>E</w:t>
+      </w:r>
+      <w:r>
+        <w:rPr>
+          <w:lang w:val="fr-FR"/>
+        </w:rPr>
+        <w:t xml:space="preserve">xplication : </w:t>
+      </w:r>
+      <w:r>
+        <w:rPr>
+          <w:rFonts w:hint="eastAsia"/>
+          <w:lang w:val="fr-FR"/>
+        </w:rPr>
+        <w:t>第三类t很低，可能是因为它的语义范围很广泛，很容易成为axe3</w:t>
+      </w:r>
+    </w:p>
+    <w:p>
+      <w:pPr>
+        <w:rPr>
+          <w:lang w:val="fr-FR"/>
+        </w:rPr>
+      </w:pPr>
+    </w:p>
+    <w:p>
+      <w:pPr>
+        <w:rPr>
+          <w:lang w:val="fr-FR"/>
+        </w:rPr>
+      </w:pPr>
+    </w:p>
+    <w:p>
+      <w:pPr>
+        <w:rPr>
+          <w:lang w:val="fr-FR"/>
+        </w:rPr>
+      </w:pPr>
+    </w:p>
+    <w:p>
+      <w:pPr>
+        <w:rPr>
+          <w:lang w:val="fr-FR"/>
+        </w:rPr>
+      </w:pPr>
+      <w:r>
+        <w:rPr>
+          <w:rFonts w:hint="eastAsia"/>
+          <w:lang w:val="fr-FR"/>
+        </w:rPr>
+        <w:t>4class：</w:t>
+      </w:r>
+    </w:p>
+    <w:p>
+      <w:r>
+        <w:t xml:space="preserve">precision    </w:t>
+      </w:r>
+      <w:proofErr w:type="gramStart"/>
+      <w:r>
+        <w:t>recall  f</w:t>
+      </w:r>
+      <w:proofErr w:type="gramEnd"/>
+      <w:r>
+        <w:t>1-score   support</w:t>
+      </w:r>
+    </w:p>
+    <w:p/>
+    <w:p>
+      <w:r>
+        <w:t xml:space="preserve">        axe1       0.83      0.61      0.70       284</w:t>
+      </w:r>
+    </w:p>
+    <w:p>
+      <w:r>
+        <w:t xml:space="preserve">        axe2       0.52      0.64      0.58       112</w:t>
+      </w:r>
+    </w:p>
+    <w:p>
+      <w:r>
+        <w:t xml:space="preserve">        axe3       0.70      0.97      0.81       506</w:t>
+      </w:r>
+    </w:p>
+    <w:p>
+      <w:pPr>
+        <w:rPr>
+          <w:b/>
+          <w:bCs/>
+        </w:rPr>
+      </w:pPr>
+      <w:r>
+        <w:rPr>
+          <w:b/>
+          <w:bCs/>
+        </w:rPr>
+        <w:t xml:space="preserve">        axe4       0.60      0.17      0.26        18</w:t>
+      </w:r>
+    </w:p>
+    <w:p/>
+    <w:p>
+      <w:pPr>
+        <w:rPr>
+          <w:rFonts w:hint="eastAsia"/>
+          <w:lang w:val="fr-FR"/>
+        </w:rPr>
+      </w:pPr>
+    </w:p>
+    <w:p>
+      <w:pPr>
+        <w:pStyle w:val="a9"/>
+        <w:numPr>
+          <w:ilvl w:val="0"/>
+          <w:numId w:val="1"/>
+        </w:numPr>
+        <w:rPr>
+          <w:rFonts w:hint="eastAsia"/>
+          <w:lang w:val="fr-FR"/>
+        </w:rPr>
+      </w:pPr>
+      <w:proofErr w:type="spellStart"/>
+      <w:r>
+        <w:rPr>
+          <w:rFonts w:hint="eastAsia"/>
+          <w:lang w:val="fr-FR"/>
+        </w:rPr>
+        <w:t>L</w:t>
+      </w:r>
+      <w:r>
+        <w:rPr>
+          <w:lang w:val="fr-FR"/>
+        </w:rPr>
+        <w:t>r</w:t>
+      </w:r>
+      <w:proofErr w:type="spellEnd"/>
+      <w:r>
+        <w:rPr>
+          <w:lang w:val="fr-FR"/>
+        </w:rPr>
+        <w:t xml:space="preserve"> for </w:t>
+      </w:r>
+    </w:p>
+    <w:p>
+      <w:pPr>
+        <w:rPr>
+          <w:lang w:val="fr-FR"/>
+        </w:rPr>
+      </w:pPr>
+      <w:r>
+        <w:rPr>
+          <w:lang w:val="fr-FR"/>
+        </w:rPr>
+        <w:t xml:space="preserve">Nous utilisons un classificateur linéaire (LR) pour prédire uniquement l’axe4, afin que les </w:t>
+      </w:r>
+      <w:r>
+        <w:rPr>
+          <w:lang w:val="fr-FR"/>
+        </w:rPr>
+        <w:lastRenderedPageBreak/>
+        <w:t>autres classes</w:t>
+      </w:r>
+      <w:r>
+        <w:rPr>
+          <w:lang w:val="fr-FR"/>
+        </w:rPr>
+        <w:t xml:space="preserve"> bcp plus présentes</w:t>
+      </w:r>
+      <w:r>
+        <w:rPr>
+          <w:lang w:val="fr-FR"/>
+        </w:rPr>
+        <w:t xml:space="preserve"> n’influencent pas sa prédiction. Les tests montrent que l’</w:t>
+      </w:r>
+      <w:proofErr w:type="spellStart"/>
+      <w:r>
+        <w:rPr>
+          <w:lang w:val="fr-FR"/>
+        </w:rPr>
+        <w:t>embedding</w:t>
+      </w:r>
+      <w:proofErr w:type="spellEnd"/>
+      <w:r>
+        <w:rPr>
+          <w:lang w:val="fr-FR"/>
+        </w:rPr>
+        <w:t xml:space="preserve"> de l’abstract fonctionne le mieux pour axe4. </w:t>
+      </w:r>
+    </w:p>
+    <w:p>
+      <w:pPr>
+        <w:rPr>
+          <w:lang w:val="fr-FR"/>
+        </w:rPr>
+      </w:pPr>
+    </w:p>
+    <w:p>
+      <w:pPr>
+        <w:rPr>
+          <w:lang w:val="fr-FR"/>
+        </w:rPr>
+      </w:pPr>
+      <w:r>
+        <w:rPr>
+          <w:rFonts w:hint="eastAsia"/>
+          <w:lang w:val="fr-FR"/>
+        </w:rPr>
+        <w:t>L</w:t>
+      </w:r>
+      <w:r>
+        <w:rPr>
+          <w:lang w:val="fr-FR"/>
+        </w:rPr>
+        <w:t xml:space="preserve">a </w:t>
+      </w:r>
+      <w:proofErr w:type="spellStart"/>
+      <w:r>
+        <w:rPr>
+          <w:lang w:val="fr-FR"/>
+        </w:rPr>
+        <w:t>précison</w:t>
+      </w:r>
+      <w:proofErr w:type="spellEnd"/>
+      <w:r>
+        <w:rPr>
+          <w:lang w:val="fr-FR"/>
+        </w:rPr>
+        <w:t xml:space="preserve"> et le rappel élevé indique que la prédiction séparée est nécessaire et efficace.</w:t>
+      </w:r>
+      <w:r>
+        <w:rPr>
+          <w:lang w:val="fr-FR"/>
+        </w:rPr>
+        <w:t xml:space="preserve"> </w:t>
+      </w:r>
+      <w:r>
+        <w:rPr>
+          <w:rFonts w:hint="eastAsia"/>
+          <w:lang w:val="fr-FR"/>
+        </w:rPr>
+        <w:t>M</w:t>
+      </w:r>
+      <w:r>
+        <w:rPr>
+          <w:lang w:val="fr-FR"/>
+        </w:rPr>
+        <w:t xml:space="preserve">ais le nombre d’exemple pour l’axe est très peu, il faut </w:t>
+      </w:r>
+      <w:r>
+        <w:rPr>
+          <w:lang w:val="fr-FR"/>
+        </w:rPr>
+        <w:t>faire attention</w:t>
+      </w:r>
+      <w:r>
+        <w:rPr>
+          <w:lang w:val="fr-FR"/>
+        </w:rPr>
+        <w:t xml:space="preserve"> à sa stabilité.</w:t>
+      </w:r>
+    </w:p>
+    <w:p>
+      <w:pPr>
+        <w:rPr>
+          <w:lang w:val="fr-FR"/>
+        </w:rPr>
+      </w:pPr>
+    </w:p>
+    <w:p>
+      <w:pPr>
+        <w:rPr>
+          <w:lang w:val="fr-FR"/>
+        </w:rPr>
+      </w:pPr>
+      <w:proofErr w:type="gramStart"/>
+      <w:r>
+        <w:rPr>
+          <w:lang w:val="fr-FR"/>
+        </w:rPr>
+        <w:t>best</w:t>
+      </w:r>
+      <w:proofErr w:type="gramEnd"/>
+      <w:r>
+        <w:rPr>
+          <w:lang w:val="fr-FR"/>
+        </w:rPr>
+        <w:t xml:space="preserve"> t </w:t>
+      </w:r>
+      <w:proofErr w:type="spellStart"/>
+      <w:proofErr w:type="gramStart"/>
+      <w:r>
+        <w:rPr>
+          <w:lang w:val="fr-FR"/>
+        </w:rPr>
+        <w:t>lr</w:t>
+      </w:r>
+      <w:proofErr w:type="spellEnd"/>
+      <w:r>
+        <w:rPr>
+          <w:lang w:val="fr-FR"/>
+        </w:rPr>
+        <w:t>:</w:t>
+      </w:r>
+      <w:proofErr w:type="gramEnd"/>
+      <w:r>
+        <w:rPr>
+          <w:lang w:val="fr-FR"/>
+        </w:rPr>
+        <w:t xml:space="preserve"> 0.5</w:t>
+      </w:r>
+    </w:p>
+    <w:p>
+      <w:r>
+        <w:t>[LR] axe4</w:t>
+      </w:r>
+    </w:p>
+    <w:p>
+      <w:r>
+        <w:t xml:space="preserve">              precision    </w:t>
+      </w:r>
+      <w:proofErr w:type="gramStart"/>
+      <w:r>
+        <w:t>recall  f</w:t>
+      </w:r>
+      <w:proofErr w:type="gramEnd"/>
+      <w:r>
+        <w:t>1-score   support</w:t>
+      </w:r>
+    </w:p>
+    <w:p/>
+    <w:p>
+      <w:r>
+        <w:t xml:space="preserve">         0.0     1.0000    0.9910    0.9955       222</w:t>
+      </w:r>
+    </w:p>
+    <w:p>
+      <w:r>
+        <w:t xml:space="preserve">         1.0     0.6667    1.0000    0.8000         4</w:t>
+      </w:r>
+    </w:p>
+    <w:p/>
+    <w:p>
+      <w:r>
+        <w:t xml:space="preserve">    accuracy                         0.9912       226</w:t>
+      </w:r>
+    </w:p>
+    <w:p>
+      <w:r>
+        <w:t xml:space="preserve">   macro avg     0.8333    0.9955    0.8977       226</w:t>
+      </w:r>
+    </w:p>
+    <w:p>
+      <w:r>
+        <w:t>weighted avg     0.9941    0.9912    0.9920       226</w:t>
+      </w:r>
+    </w:p>
+    <w:p>
+      <w:pPr>
+        <w:rPr>
+          <w:lang w:val="fr-FR"/>
+        </w:rPr>
+      </w:pPr>
+    </w:p>
+    <w:p>
+      <w:pPr>
+        <w:rPr>
+          <w:lang w:val="fr-FR"/>
+        </w:rPr>
+      </w:pPr>
+    </w:p>
+    <w:p>
+      <w:pPr>
+        <w:rPr>
+          <w:b/>
+          <w:bCs/>
+          <w:lang w:val="fr-FR"/>
+        </w:rPr>
+      </w:pPr>
+    </w:p>
+    <w:p>
+      <w:pPr>
+        <w:rPr>
+          <w:b/>
+          <w:bCs/>
+          <w:lang w:val="fr-FR"/>
+        </w:rPr>
+      </w:pPr>
+      <w:proofErr w:type="gramStart"/>
+      <w:r>
+        <w:rPr>
+          <w:b/>
+          <w:bCs/>
+          <w:lang w:val="fr-FR"/>
+        </w:rPr>
+        <w:t>(</w:t>
+      </w:r>
+      <w:r>
+        <w:rPr>
+          <w:b/>
+          <w:bCs/>
+          <w:lang w:val="fr-FR"/>
+        </w:rPr>
+        <w:t xml:space="preserve"> </w:t>
+      </w:r>
+      <w:r>
+        <w:rPr>
+          <w:b/>
+          <w:bCs/>
+          <w:lang w:val="fr-FR"/>
+        </w:rPr>
+        <w:t>3</w:t>
+      </w:r>
+      <w:proofErr w:type="gramEnd"/>
+      <w:r>
+        <w:rPr>
+          <w:b/>
+          <w:bCs/>
+          <w:lang w:val="fr-FR"/>
+        </w:rPr>
+        <w:t xml:space="preserve"> </w:t>
+      </w:r>
+      <w:r>
+        <w:rPr>
+          <w:b/>
+          <w:bCs/>
+          <w:lang w:val="fr-FR"/>
+        </w:rPr>
+        <w:t>class MLP</w:t>
+      </w:r>
+    </w:p>
+    <w:p>
+      <w:r>
+        <w:t>================================================================================</w:t>
+      </w:r>
+    </w:p>
+    <w:p>
+      <w:r>
+        <w:t xml:space="preserve">                                Overall metrics                                 </w:t>
+      </w:r>
+    </w:p>
+    <w:p>
+      <w:r>
+        <w:t>================================================================================</w:t>
+      </w:r>
+    </w:p>
+    <w:p>
+      <w:r>
+        <w:t xml:space="preserve">F1 micro          </w:t>
+      </w:r>
+      <w:proofErr w:type="gramStart"/>
+      <w:r>
+        <w:t xml:space="preserve">  :</w:t>
+      </w:r>
+      <w:proofErr w:type="gramEnd"/>
+      <w:r>
+        <w:t xml:space="preserve"> 0.7583</w:t>
+      </w:r>
+    </w:p>
+    <w:p>
+      <w:r>
+        <w:t xml:space="preserve">F1 macro          </w:t>
+      </w:r>
+      <w:proofErr w:type="gramStart"/>
+      <w:r>
+        <w:t xml:space="preserve">  :</w:t>
+      </w:r>
+      <w:proofErr w:type="gramEnd"/>
+      <w:r>
+        <w:t xml:space="preserve"> 0.7000</w:t>
+      </w:r>
+    </w:p>
+    <w:p>
+      <w:r>
+        <w:lastRenderedPageBreak/>
+        <w:t xml:space="preserve">F1 weighted       </w:t>
+      </w:r>
+      <w:proofErr w:type="gramStart"/>
+      <w:r>
+        <w:t xml:space="preserve">  :</w:t>
+      </w:r>
+      <w:proofErr w:type="gramEnd"/>
+      <w:r>
+        <w:t xml:space="preserve"> 0.7538</w:t>
+      </w:r>
+    </w:p>
+    <w:p>
+      <w:r>
+        <w:t xml:space="preserve">Precision micro   </w:t>
+      </w:r>
+      <w:proofErr w:type="gramStart"/>
+      <w:r>
+        <w:t xml:space="preserve">  :</w:t>
+      </w:r>
+      <w:proofErr w:type="gramEnd"/>
+      <w:r>
+        <w:t xml:space="preserve"> 0.7033</w:t>
+      </w:r>
+    </w:p>
+    <w:p>
+      <w:r>
+        <w:t xml:space="preserve">Recall micro      </w:t>
+      </w:r>
+      <w:proofErr w:type="gramStart"/>
+      <w:r>
+        <w:t xml:space="preserve">  :</w:t>
+      </w:r>
+      <w:proofErr w:type="gramEnd"/>
+      <w:r>
+        <w:t xml:space="preserve"> 0.8226</w:t>
+      </w:r>
+    </w:p>
+    <w:p/>
+    <w:p>
+      <w:r>
+        <w:t>================================================================================</w:t>
+      </w:r>
+    </w:p>
+    <w:p>
+      <w:r>
+        <w:t xml:space="preserve">                                Per-class report                                </w:t>
+      </w:r>
+    </w:p>
+    <w:p>
+      <w:r>
+        <w:t>================================================================================</w:t>
+      </w:r>
+    </w:p>
+    <w:p>
+      <w:r>
+        <w:t xml:space="preserve">              precision    </w:t>
+      </w:r>
+      <w:proofErr w:type="gramStart"/>
+      <w:r>
+        <w:t>recall  f</w:t>
+      </w:r>
+      <w:proofErr w:type="gramEnd"/>
+      <w:r>
+        <w:t>1-score   support</w:t>
+      </w:r>
+    </w:p>
+    <w:p/>
+    <w:p>
+      <w:r>
+        <w:t xml:space="preserve">        </w:t>
+      </w:r>
+      <w:r>
+        <w:t>axe1       0.70      0.74      0.72       284</w:t>
+      </w:r>
+    </w:p>
+    <w:p>
+      <w:pPr>
+        <w:rPr>
+          <w:lang w:val="fr-FR"/>
+        </w:rPr>
+      </w:pPr>
+      <w:r>
+        <w:t xml:space="preserve">        </w:t>
+      </w:r>
+      <w:proofErr w:type="gramStart"/>
+      <w:r>
+        <w:rPr>
+          <w:lang w:val="fr-FR"/>
+        </w:rPr>
+        <w:t>axe</w:t>
+      </w:r>
+      <w:proofErr w:type="gramEnd"/>
+      <w:r>
+        <w:rPr>
+          <w:lang w:val="fr-FR"/>
+        </w:rPr>
+        <w:t>2       0.58      0.55      0.57       112</w:t>
+      </w:r>
+    </w:p>
+    <w:p>
+      <w:pPr>
+        <w:rPr>
+          <w:lang w:val="fr-FR"/>
+        </w:rPr>
+      </w:pPr>
+      <w:r>
+        <w:rPr>
+          <w:lang w:val="fr-FR"/>
+        </w:rPr>
+        <w:t xml:space="preserve">        </w:t>
+      </w:r>
+      <w:proofErr w:type="gramStart"/>
+      <w:r>
+        <w:rPr>
+          <w:lang w:val="fr-FR"/>
+        </w:rPr>
+        <w:t>axe</w:t>
+      </w:r>
+      <w:proofErr w:type="gramEnd"/>
+      <w:r>
+        <w:rPr>
+          <w:lang w:val="fr-FR"/>
+        </w:rPr>
+        <w:t>3       0.73      0.93      0.81       506</w:t>
+      </w:r>
+    </w:p>
+    <w:p>
+      <w:pPr>
+        <w:rPr>
+          <w:lang w:val="fr-FR"/>
+        </w:rPr>
+      </w:pPr>
+    </w:p>
+    <w:p>
+      <w:pPr>
+        <w:rPr>
+          <w:lang w:val="fr-FR"/>
+        </w:rPr>
+      </w:pPr>
+      <w:r>
+        <w:rPr>
+          <w:lang w:val="fr-FR"/>
+        </w:rPr>
+        <w:t xml:space="preserve">   </w:t>
+      </w:r>
+      <w:proofErr w:type="gramStart"/>
+      <w:r>
+        <w:rPr>
+          <w:lang w:val="fr-FR"/>
+        </w:rPr>
+        <w:t>micro</w:t>
+      </w:r>
+      <w:proofErr w:type="gramEnd"/>
+      <w:r>
+        <w:rPr>
+          <w:lang w:val="fr-FR"/>
+        </w:rPr>
+        <w:t xml:space="preserve"> </w:t>
+      </w:r>
+      <w:proofErr w:type="spellStart"/>
+      <w:r>
+        <w:rPr>
+          <w:lang w:val="fr-FR"/>
+        </w:rPr>
+        <w:t>avg</w:t>
+      </w:r>
+      <w:proofErr w:type="spellEnd"/>
+      <w:r>
+        <w:rPr>
+          <w:lang w:val="fr-FR"/>
+        </w:rPr>
+        <w:t xml:space="preserve">       0.70      0.82      0.76       902</w:t>
+      </w:r>
+    </w:p>
+    <w:p>
+      <w:pPr>
+        <w:rPr>
+          <w:lang w:val="fr-FR"/>
+        </w:rPr>
+      </w:pPr>
+      <w:r>
+        <w:rPr>
+          <w:lang w:val="fr-FR"/>
+        </w:rPr>
+        <w:t xml:space="preserve">   </w:t>
+      </w:r>
+      <w:proofErr w:type="gramStart"/>
+      <w:r>
+        <w:rPr>
+          <w:lang w:val="fr-FR"/>
+        </w:rPr>
+        <w:t>macro</w:t>
+      </w:r>
+      <w:proofErr w:type="gramEnd"/>
+      <w:r>
+        <w:rPr>
+          <w:lang w:val="fr-FR"/>
+        </w:rPr>
+        <w:t xml:space="preserve"> </w:t>
+      </w:r>
+      <w:proofErr w:type="spellStart"/>
+      <w:r>
+        <w:rPr>
+          <w:lang w:val="fr-FR"/>
+        </w:rPr>
+        <w:t>avg</w:t>
+      </w:r>
+      <w:proofErr w:type="spellEnd"/>
+      <w:r>
+        <w:rPr>
+          <w:lang w:val="fr-FR"/>
+        </w:rPr>
+        <w:t xml:space="preserve">       0.67      0.74      0.70       902</w:t>
+      </w:r>
+    </w:p>
+    <w:p>
+      <w:r>
+        <w:t>weighted avg       0.70      0.82      0.75       902</w:t>
+      </w:r>
+    </w:p>
+    <w:p>
+      <w:r>
+        <w:t xml:space="preserve"> samples avg       0.74      0.81      0.77       902</w:t>
+      </w:r>
+    </w:p>
+    <w:p/>
+    <w:p>
+      <w:r>
+        <w:drawing>
+          <wp:inline distT="0" distB="0" distL="0" distR="0" wp14:anchorId="73B1B867" wp14:editId="03FC4441">
+            <wp:extent cx="5274310" cy="1884045"/>
+            <wp:effectExtent l="0" t="0" r="2540" b="1905"/>
+            <wp:docPr id="327907911" name="图片 1" descr="图表&#10;&#10;AI 生成的内容可能不正确。"/>
+            <wp:cNvGraphicFramePr>
+              <a:graphicFrameLocks xmlns:a="http://schemas.openxmlformats.org/drawingml/2006/main" noChangeAspect="1"/>
+            </wp:cNvGraphicFramePr>
+            <a:graphic xmlns:a="http://schemas.openxmlformats.org/drawingml/2006/main">
+              <a:graphicData uri="http://schemas.openxmlformats.org/drawingml/2006/picture">
+                <pic:pic xmlns:pic="http://schemas.openxmlformats.org/drawingml/2006/picture">
+                  <pic:nvPicPr>
+                    <pic:cNvPr id="327907911" name="图片 1" descr="图表&#10;&#10;AI 生成的内容可能不正确。"/>
+                    <pic:cNvPicPr/>
+                  </pic:nvPicPr>
+                  <pic:blipFill>
+                    <a:blip r:embed="rId7"/>
+                    <a:stretch>
+                      <a:fillRect/>
+                    </a:stretch>
+                  </pic:blipFill>
+                  <pic:spPr>
+                    <a:xfrm>
+                      <a:off x="0" y="0"/>
+                      <a:ext cx="5274310" cy="1884045"/>
+                    </a:xfrm>
+                    <a:prstGeom prst="rect">
+                      <a:avLst/>
+                    </a:prstGeom>
+                  </pic:spPr>
+                </pic:pic>
+              </a:graphicData>
+            </a:graphic>
+          </wp:inline>
+        </w:drawing>
+      </w:r>
+    </w:p>
+    <w:p>
+      <w:pPr>
+        <w:rPr>
+          <w:lang w:val="fr-FR"/>
+        </w:rPr>
+      </w:pPr>
+      <w:r>
+        <w:rPr>
+          <w:lang w:val="fr-FR"/>
+        </w:rPr>
+        <w:t xml:space="preserve">Le modèle obtient de bonnes performances globales avec un F1 micro de 0,76, </w:t>
+      </w:r>
+      <w:r>
+        <w:rPr>
+          <w:lang w:val="fr-FR"/>
+        </w:rPr>
+        <w:lastRenderedPageBreak/>
+        <w:t xml:space="preserve">indiquant une capacité robuste à détecter les thématiques dominantes. Le F1 macro plus faible (0,70) reflète principalement la difficulté de la classe axe2, qui dispose de moins d’exemples et présente une frontière sémantique plus floue. Le rappel élevé, en particulier pour l’axe3, montre que le modèle privilégie la détection des thèmes pertinents, ce qui est cohérent avec l’utilisation d’un échantillonnage pondéré et de la focal </w:t>
+      </w:r>
+      <w:proofErr w:type="spellStart"/>
+      <w:r>
+        <w:rPr>
+          <w:lang w:val="fr-FR"/>
+        </w:rPr>
+        <w:t>loss</w:t>
+      </w:r>
+      <w:proofErr w:type="spellEnd"/>
+      <w:r>
+        <w:rPr>
+          <w:lang w:val="fr-FR"/>
+        </w:rPr>
+        <w:t>.</w:t>
+      </w:r>
+    </w:p>
+    <w:p>
+      <w:pPr>
+        <w:rPr>
+          <w:lang w:val="fr-FR"/>
+        </w:rPr>
+      </w:pPr>
+      <w:r>
+        <w:rPr>
+          <w:lang w:val="fr-FR"/>
+        </w:rPr>
+        <w:t>)</w:t>
+      </w:r>
+    </w:p>
+    <w:p>
+      <w:pPr>
+        <w:rPr>
+          <w:lang w:val="fr-FR"/>
+        </w:rPr>
+      </w:pPr>
+    </w:p>
+    <w:p>
+      <w:pPr>
+        <w:rPr>
+          <w:rFonts w:hint="eastAsia"/>
+          <w:lang w:val="fr-FR"/>
+        </w:rPr>
+      </w:pPr>
+    </w:p>
+    <w:p>
+      <w:pPr>
+        <w:rPr>
+          <w:b/>
+          <w:bCs/>
+          <w:lang w:val="fr-FR"/>
+        </w:rPr>
+      </w:pPr>
+      <w:r>
+        <w:rPr>
+          <w:rFonts w:hint="eastAsia"/>
+          <w:b/>
+          <w:bCs/>
+          <w:lang w:val="fr-FR"/>
+        </w:rPr>
+        <w:t>C</w:t>
+      </w:r>
+      <w:r>
+        <w:rPr>
+          <w:b/>
+          <w:bCs/>
+          <w:lang w:val="fr-FR"/>
+        </w:rPr>
+        <w:t>ombo :</w:t>
+      </w:r>
+    </w:p>
+    <w:p>
+      <w:r>
+        <w:t xml:space="preserve">F1 micro          </w:t>
+      </w:r>
+      <w:proofErr w:type="gramStart"/>
+      <w:r>
+        <w:t xml:space="preserve">  :</w:t>
+      </w:r>
+      <w:proofErr w:type="gramEnd"/>
+      <w:r>
+        <w:t xml:space="preserve"> 0.8235</w:t>
+      </w:r>
+    </w:p>
+    <w:p>
+      <w:r>
+        <w:t xml:space="preserve">F1 macro          </w:t>
+      </w:r>
+      <w:proofErr w:type="gramStart"/>
+      <w:r>
+        <w:t xml:space="preserve">  :</w:t>
+      </w:r>
+      <w:proofErr w:type="gramEnd"/>
+      <w:r>
+        <w:t xml:space="preserve"> 0.7973</w:t>
+      </w:r>
+    </w:p>
+    <w:p>
+      <w:r>
+        <w:t xml:space="preserve">F1 weighted       </w:t>
+      </w:r>
+      <w:proofErr w:type="gramStart"/>
+      <w:r>
+        <w:t xml:space="preserve">  :</w:t>
+      </w:r>
+      <w:proofErr w:type="gramEnd"/>
+      <w:r>
+        <w:t xml:space="preserve"> 0.8200</w:t>
+      </w:r>
+    </w:p>
+    <w:p>
+      <w:r>
+        <w:t xml:space="preserve">Precision micro   </w:t>
+      </w:r>
+      <w:proofErr w:type="gramStart"/>
+      <w:r>
+        <w:t xml:space="preserve">  :</w:t>
+      </w:r>
+      <w:proofErr w:type="gramEnd"/>
+      <w:r>
+        <w:t xml:space="preserve"> 0.7632</w:t>
+      </w:r>
+    </w:p>
+    <w:p>
+      <w:r>
+        <w:t xml:space="preserve">Recall micro      </w:t>
+      </w:r>
+      <w:proofErr w:type="gramStart"/>
+      <w:r>
+        <w:t xml:space="preserve">  :</w:t>
+      </w:r>
+      <w:proofErr w:type="gramEnd"/>
+      <w:r>
+        <w:t xml:space="preserve"> 0.8943</w:t>
+      </w:r>
+    </w:p>
+    <w:p>
+      <w:r>
+        <w:t xml:space="preserve">              precision    </w:t>
+      </w:r>
+      <w:proofErr w:type="gramStart"/>
+      <w:r>
+        <w:t>recall  f</w:t>
+      </w:r>
+      <w:proofErr w:type="gramEnd"/>
+      <w:r>
+        <w:t>1-score   support</w:t>
+      </w:r>
+    </w:p>
+    <w:p/>
+    <w:p>
+      <w:r>
+        <w:t xml:space="preserve">     class_0       0.77      0.87      0.82        67</w:t>
+      </w:r>
+    </w:p>
+    <w:p>
+      <w:r>
+        <w:t xml:space="preserve">     class_1       0.84      0.64      0.72        33</w:t>
+      </w:r>
+    </w:p>
+    <w:p>
+      <w:r>
+        <w:t xml:space="preserve">     class_2       0.75      0.98      0.85       123</w:t>
+      </w:r>
+    </w:p>
+    <w:p>
+      <w:r>
+        <w:t xml:space="preserve">     class_3       0.67      1.00      0.80         4</w:t>
+      </w:r>
+    </w:p>
+    <w:p/>
+    <w:p>
+      <w:r>
+        <w:t xml:space="preserve">   micro avg       0.76      0.89      0.82       227</w:t>
+      </w:r>
+    </w:p>
+    <w:p>
+      <w:r>
+        <w:t xml:space="preserve">   macro avg       0.76      0.87      0.80       227</w:t>
+      </w:r>
+    </w:p>
+    <w:p>
+      <w:r>
+        <w:t>weighted avg       0.77      0.89      0.82       227</w:t>
+      </w:r>
+    </w:p>
+    <w:p>
+      <w:r>
+        <w:t xml:space="preserve"> samples avg       0.81      0.89      0.84       227</w:t>
+      </w:r>
+    </w:p>
+    <w:p>
+      <w:r>
+        <w:lastRenderedPageBreak/>
+        <w:drawing>
+          <wp:inline distT="0" distB="0" distL="0" distR="0" wp14:anchorId="7548CA7F" wp14:editId="3D3895DA">
+            <wp:extent cx="5274310" cy="1420495"/>
+            <wp:effectExtent l="0" t="0" r="2540" b="8255"/>
+            <wp:docPr id="861966927" name="图片 1" descr="图形用户界面, 应用程序&#10;&#10;AI 生成的内容可能不正确。"/>
+            <wp:cNvGraphicFramePr>
+              <a:graphicFrameLocks xmlns:a="http://schemas.openxmlformats.org/drawingml/2006/main" noChangeAspect="1"/>
+            </wp:cNvGraphicFramePr>
+            <a:graphic xmlns:a="http://schemas.openxmlformats.org/drawingml/2006/main">
+              <a:graphicData uri="http://schemas.openxmlformats.org/drawingml/2006/picture">
+                <pic:pic xmlns:pic="http://schemas.openxmlformats.org/drawingml/2006/picture">
+                  <pic:nvPicPr>
+                    <pic:cNvPr id="861966927" name="图片 1" descr="图形用户界面, 应用程序&#10;&#10;AI 生成的内容可能不正确。"/>
+                    <pic:cNvPicPr/>
+                  </pic:nvPicPr>
+                  <pic:blipFill>
+                    <a:blip r:embed="rId8"/>
+                    <a:stretch>
+                      <a:fillRect/>
+                    </a:stretch>
+                  </pic:blipFill>
+                  <pic:spPr>
+                    <a:xfrm>
+                      <a:off x="0" y="0"/>
+                      <a:ext cx="5274310" cy="1420495"/>
+                    </a:xfrm>
+                    <a:prstGeom prst="rect">
+                      <a:avLst/>
+                    </a:prstGeom>
+                  </pic:spPr>
+                </pic:pic>
+              </a:graphicData>
+            </a:graphic>
+          </wp:inline>
+        </w:drawing>
+      </w:r>
+    </w:p>
+    <w:p>
+      <w:pPr>
+        <w:rPr>
+          <w:rFonts w:hint="eastAsia"/>
+        </w:rPr>
+      </w:pPr>
+    </w:p>
+    <w:p>
+      <w:pPr>
+        <w:rPr>
+          <w:lang w:val="fr-FR"/>
+        </w:rPr>
+      </w:pPr>
+    </w:p>
+    <w:p>
+      <w:pPr>
+        <w:rPr>
+          <w:lang w:val="fr-FR"/>
+        </w:rPr>
+      </w:pPr>
+      <w:r>
+        <w:rPr>
+          <w:lang w:val="fr-FR"/>
+        </w:rPr>
+        <w:t>Enfin, nous combinons les résultats du MLP pour les trois premières classes avec ceux du LR pour axe4 pour obtenir la prédiction finale.</w:t>
+      </w:r>
+    </w:p>
+    <w:p>
+      <w:pPr>
+        <w:rPr>
+          <w:lang w:val="fr-FR"/>
+        </w:rPr>
+      </w:pPr>
+    </w:p>
+    <w:p>
+      <w:pPr>
+        <w:rPr>
+          <w:lang w:val="fr-FR"/>
+        </w:rPr>
+      </w:pPr>
+      <w:r>
+        <w:rPr>
+          <w:lang w:val="fr-FR"/>
+        </w:rPr>
+        <w:t>Le modèle combine un MLP pour les trois premières classes (axe1 à axe3) et un classifieur linéaire (LR) pour la quatrième classe (axe4).</w:t>
+      </w:r>
+    </w:p>
+    <w:p>
+      <w:pPr>
+        <w:numPr>
+          <w:ilvl w:val="0"/>
+          <w:numId w:val="4"/>
+        </w:numPr>
+        <w:rPr>
+          <w:lang w:val="fr-FR"/>
+        </w:rPr>
+      </w:pPr>
+      <w:r>
+        <w:rPr>
+          <w:b/>
+          <w:bCs/>
+          <w:lang w:val="fr-FR"/>
+        </w:rPr>
+        <w:t>Performance globale :</w:t>
+      </w:r>
+      <w:r>
+        <w:rPr>
+          <w:lang w:val="fr-FR"/>
+        </w:rPr>
+        <w:t xml:space="preserve"> le F1 micro est de 0,82 et le F1 macro de 0,80, ce qui montre que le modèle est performant et équilibré entre classes fréquentes et rares.</w:t>
+      </w:r>
+    </w:p>
+    <w:p>
+      <w:pPr>
+        <w:numPr>
+          <w:ilvl w:val="0"/>
+          <w:numId w:val="4"/>
+        </w:numPr>
+        <w:rPr>
+          <w:lang w:val="fr-FR"/>
+        </w:rPr>
+      </w:pPr>
+      <w:r>
+        <w:rPr>
+          <w:b/>
+          <w:bCs/>
+          <w:lang w:val="fr-FR"/>
+        </w:rPr>
+        <w:t>Axe1 à axe3 (MLP) :</w:t>
+      </w:r>
+      <w:r>
+        <w:rPr>
+          <w:lang w:val="fr-FR"/>
+        </w:rPr>
+        <w:t xml:space="preserve"> les F1 par classe varient de 0,72 à 0,85. Le modèle réussit particulièrement bien l’axe3 avec un rappel de 0,98, ce qui indique que presque toutes les instances positives sont détectées.</w:t>
+      </w:r>
+    </w:p>
+    <w:p>
+      <w:pPr>
+        <w:numPr>
+          <w:ilvl w:val="0"/>
+          <w:numId w:val="4"/>
+        </w:numPr>
+        <w:rPr>
+          <w:lang w:val="fr-FR"/>
+        </w:rPr>
+      </w:pPr>
+      <w:r>
+        <w:rPr>
+          <w:b/>
+          <w:bCs/>
+          <w:lang w:val="fr-FR"/>
+        </w:rPr>
+        <w:t>Axe4 (LR) :</w:t>
+      </w:r>
+      <w:r>
+        <w:rPr>
+          <w:lang w:val="fr-FR"/>
+        </w:rPr>
+        <w:t xml:space="preserve"> malgré le très faible nombre d’exemples positifs (4), le rappel est parfait (1,00), et le F1 est de 0,80. Cela montre que le classifieur linéaire gère bien cette classe rare.</w:t>
+      </w:r>
+    </w:p>
+    <w:p>
+      <w:pPr>
+        <w:numPr>
+          <w:ilvl w:val="0"/>
+          <w:numId w:val="4"/>
+        </w:numPr>
+        <w:rPr>
+          <w:lang w:val="fr-FR"/>
+        </w:rPr>
+      </w:pPr>
+      <w:r>
+        <w:rPr>
+          <w:b/>
+          <w:bCs/>
+          <w:lang w:val="fr-FR"/>
+        </w:rPr>
+        <w:t>Conclusion :</w:t>
+      </w:r>
+      <w:r>
+        <w:rPr>
+          <w:lang w:val="fr-FR"/>
+        </w:rPr>
+        <w:t xml:space="preserve"> la combinaison MLP + LR permet de prédire efficacement les quatre axes, en séparant l’apprentissage de la classe rare pour éviter qu’elle ne soit masquée par les classes plus fréquentes.</w:t>
+      </w:r>
+    </w:p>
+    <w:p>
+      <w:pPr>
+        <w:rPr>
+          <w:rFonts w:hint="eastAsia"/>
+          <w:lang w:val="fr-FR"/>
+        </w:rPr>
+      </w:pPr>
+    </w:p>
+    <w:p>
+      <w:pPr>
+        <w:rPr>
+          <w:lang w:val="fr-FR"/>
+        </w:rPr>
+      </w:pPr>
+    </w:p>
+    <w:p>
+      <w:pPr>
+        <w:rPr>
+          <w:rFonts w:hint="eastAsia"/>
+          <w:lang w:val="fr-FR"/>
+        </w:rPr>
+      </w:pPr>
+    </w:p>
+    <w:p>
+      <w:pPr>
+        <w:rPr>
+          <w:lang w:val="fr-FR"/>
+        </w:rPr>
+      </w:pPr>
+    </w:p>
+    <w:p>
+      <w:pPr>
+        <w:rPr>
+          <w:rFonts w:hint="eastAsia"/>
+          <w:lang w:val="fr-FR"/>
+        </w:rPr>
+      </w:pPr>
+    </w:p>
+    <w:p>
+      <w:pPr>
+        <w:pStyle w:val="a9"/>
+        <w:numPr>
+          <w:ilvl w:val="0"/>
+          <w:numId w:val="1"/>
+        </w:numPr>
+        <w:rPr>
+          <w:rFonts w:hint="eastAsia"/>
+          <w:lang w:val="fr-FR"/>
+        </w:rPr>
+      </w:pPr>
+      <w:r>
+        <w:rPr>
+          <w:rFonts w:hint="eastAsia"/>
+          <w:lang w:val="fr-FR"/>
+        </w:rPr>
         <w:t>训练clf：</w:t>
       </w:r>
     </w:p>
@@ -127,14 +3702,16 @@
           <w:numId w:val="1"/>
         </w:numPr>
         <w:rPr>
-          <w:lang w:val="fr-FR"/>
-        </w:rPr>
-      </w:pPr>
-      <w:r>
-        <w:rPr>
-          <w:rFonts w:hint="eastAsia"/>
-          <w:lang w:val="fr-FR"/>
-        </w:rPr>
+          <w:rFonts w:hint="eastAsia"/>
+          <w:lang w:val="fr-FR"/>
+        </w:rPr>
+      </w:pPr>
+      <w:r>
+        <w:rPr>
+          <w:rFonts w:hint="eastAsia"/>
+          <w:lang w:val="fr-FR"/>
+        </w:rPr>
+        <w:lastRenderedPageBreak/>
         <w:t>确定输出格式：multilabel：一篇文章可以属于多个axes，（multihead？为什么效果不好）</w:t>
       </w:r>
     </w:p>
@@ -146,6 +3723,7 @@
           <w:numId w:val="1"/>
         </w:numPr>
         <w:rPr>
+          <w:rFonts w:hint="eastAsia"/>
           <w:lang w:val="fr-FR"/>
         </w:rPr>
       </w:pPr>
@@ -165,6 +3743,7 @@
           <w:numId w:val="1"/>
         </w:numPr>
         <w:rPr>
+          <w:rFonts w:hint="eastAsia"/>
           <w:lang w:val="fr-FR"/>
         </w:rPr>
       </w:pPr>
@@ -184,6 +3763,7 @@
           <w:numId w:val="1"/>
         </w:numPr>
         <w:rPr>
+          <w:rFonts w:hint="eastAsia"/>
           <w:lang w:val="fr-FR"/>
         </w:rPr>
       </w:pPr>
@@ -203,6 +3783,7 @@
           <w:numId w:val="1"/>
         </w:numPr>
         <w:rPr>
+          <w:rFonts w:hint="eastAsia"/>
           <w:lang w:val="fr-FR"/>
         </w:rPr>
       </w:pPr>
@@ -284,6 +3865,13 @@
     </w:p>
     <w:p>
       <w:pPr>
+        <w:rPr>
+          <w:lang w:val="fr-FR"/>
+        </w:rPr>
+      </w:pPr>
+    </w:p>
+    <w:p>
+      <w:pPr>
         <w:pStyle w:val="a9"/>
         <w:numPr>
           <w:ilvl w:val="0"/>
@@ -326,6 +3914,35 @@
     <w:p>
       <w:pPr>
         <w:rPr>
+          <w:rFonts w:hint="eastAsia"/>
+          <w:lang w:val="fr-FR"/>
+        </w:rPr>
+      </w:pPr>
+    </w:p>
+    <w:p>
+      <w:pPr>
+        <w:rPr>
+          <w:lang w:val="fr-FR"/>
+        </w:rPr>
+      </w:pPr>
+    </w:p>
+    <w:p>
+      <w:pPr>
+        <w:rPr>
+          <w:lang w:val="fr-FR"/>
+        </w:rPr>
+      </w:pPr>
+    </w:p>
+    <w:p>
+      <w:pPr>
+        <w:rPr>
+          <w:lang w:val="fr-FR"/>
+        </w:rPr>
+      </w:pPr>
+    </w:p>
+    <w:p>
+      <w:pPr>
+        <w:rPr>
           <w:lang w:val="fr-FR"/>
         </w:rPr>
       </w:pPr>
@@ -342,6 +3959,7 @@
       <w:pPr>
         <w:pStyle w:val="1"/>
         <w:rPr>
+          <w:rFonts w:hint="eastAsia"/>
           <w:lang w:val="fr-FR"/>
         </w:rPr>
       </w:pPr>
@@ -373,6 +3991,7 @@
           <w:tab w:val="left" w:pos="680"/>
         </w:tabs>
         <w:rPr>
+          <w:rFonts w:hint="eastAsia"/>
           <w:lang w:val="fr-FR"/>
         </w:rPr>
       </w:pPr>
@@ -388,6 +4007,9 @@
         <w:tabs>
           <w:tab w:val="left" w:pos="680"/>
         </w:tabs>
+        <w:rPr>
+          <w:rFonts w:hint="eastAsia"/>
+        </w:rPr>
       </w:pPr>
     </w:p>
     <w:p>
@@ -395,6 +4017,9 @@
         <w:tabs>
           <w:tab w:val="left" w:pos="680"/>
         </w:tabs>
+        <w:rPr>
+          <w:rFonts w:hint="eastAsia"/>
+        </w:rPr>
       </w:pPr>
       <w:r>
         <w:rPr>
@@ -419,6 +4044,9 @@
         <w:tabs>
           <w:tab w:val="left" w:pos="680"/>
         </w:tabs>
+        <w:rPr>
+          <w:rFonts w:hint="eastAsia"/>
+        </w:rPr>
       </w:pPr>
       <w:r>
         <w:rPr>
@@ -436,6 +4064,9 @@
         <w:tabs>
           <w:tab w:val="left" w:pos="680"/>
         </w:tabs>
+        <w:rPr>
+          <w:rFonts w:hint="eastAsia"/>
+        </w:rPr>
       </w:pPr>
       <w:r>
         <w:rPr>
@@ -467,11 +4098,17 @@
           <w:tab w:val="left" w:pos="680"/>
         </w:tabs>
         <w:rPr>
-          <w:lang w:val="fr-FR"/>
+          <w:rFonts w:hint="eastAsia"/>
         </w:rPr>
       </w:pPr>
     </w:p>
     <w:sectPr>
+      <w:headerReference w:type="even" r:id="rId9"/>
+      <w:headerReference w:type="default" r:id="rId10"/>
+      <w:footerReference w:type="even" r:id="rId11"/>
+      <w:footerReference w:type="default" r:id="rId12"/>
+      <w:headerReference w:type="first" r:id="rId13"/>
+      <w:footerReference w:type="first" r:id="rId14"/>
       <w:pgSz w:w="11906" w:h="16838"/>
       <w:pgMar w:top="1440" w:right="1800" w:bottom="1440" w:left="1800" w:header="851" w:footer="992" w:gutter="0"/>
       <w:cols w:space="425"/>
@@ -481,104 +4118,152 @@
 </w:document>
 </file>
 
+<file path=word/endnotes.xml><?xml version="1.0" encoding="utf-8"?>
+<w:endnotes xmlns:wpc="http://schemas.microsoft.com/office/word/2010/wordprocessingCanvas" xmlns:cx="http://schemas.microsoft.com/office/drawing/2014/chartex" xmlns:cx1="http://schemas.microsoft.com/office/drawing/2015/9/8/chartex" xmlns:cx2="http://schemas.microsoft.com/office/drawing/2015/10/21/chartex" xmlns:cx3="http://schemas.microsoft.com/office/drawing/2016/5/9/chartex" xmlns:cx4="http://schemas.microsoft.com/office/drawing/2016/5/10/chartex" xmlns:cx5="http://schemas.microsoft.com/office/drawing/2016/5/11/chartex" xmlns:cx6="http://schemas.microsoft.com/office/drawing/2016/5/12/chartex" xmlns:cx7="http://schemas.microsoft.com/office/drawing/2016/5/13/chartex" xmlns:cx8="http://schemas.microsoft.com/office/drawing/2016/5/14/chartex" xmlns:mc="http://schemas.openxmlformats.org/markup-compatibility/2006" xmlns:aink="http://schemas.microsoft.com/office/drawing/2016/ink" xmlns:am3d="http://schemas.microsoft.com/office/drawing/2017/model3d" xmlns:o="urn:schemas-microsoft-com:office:office" xmlns:oel="http://schemas.microsoft.com/office/2019/extlst" xmlns:r="http://schemas.openxmlformats.org/officeDocument/2006/relationships" xmlns:m="http://schemas.openxmlformats.org/officeDocument/2006/math" xmlns:v="urn:schemas-microsoft-com:vml" xmlns:wp14="http://schemas.microsoft.com/office/word/2010/wordprocessingDrawing" xmlns:wp="http://schemas.openxmlformats.org/drawingml/2006/wordprocessingDrawing" xmlns:w10="urn:schemas-microsoft-com:office:word" xmlns:w="http://schemas.openxmlformats.org/wordprocessingml/2006/main" xmlns:w14="http://schemas.microsoft.com/office/word/2010/wordml" xmlns:w15="http://schemas.microsoft.com/office/word/2012/wordml" xmlns:w16cex="http://schemas.microsoft.com/office/word/2018/wordml/cex" xmlns:w16cid="http://schemas.microsoft.com/office/word/2016/wordml/cid" xmlns:w16="http://schemas.microsoft.com/office/word/2018/wordml" xmlns:w16du="http://schemas.microsoft.com/office/word/2023/wordml/word16du" xmlns:w16sdtdh="http://schemas.microsoft.com/office/word/2020/wordml/sdtdatahash" xmlns:w16sdtfl="http://schemas.microsoft.com/office/word/2024/wordml/sdtformatlock" xmlns:w16se="http://schemas.microsoft.com/office/word/2015/wordml/symex" xmlns:wpg="http://schemas.microsoft.com/office/word/2010/wordprocessingGroup" xmlns:wpi="http://schemas.microsoft.com/office/word/2010/wordprocessingInk" xmlns:wne="http://schemas.microsoft.com/office/word/2006/wordml" xmlns:wps="http://schemas.microsoft.com/office/word/2010/wordprocessingShape" mc:Ignorable="w14 w15 w16se w16cid w16 w16cex w16sdtdh w16sdtfl w16du wp14">
+  <w:endnote w:type="separator" w:id="-1">
+    <w:p>
+      <w:pPr>
+        <w:spacing w:after="0" w:line="240" w:lineRule="auto"/>
+        <w:rPr>
+          <w:rFonts w:hint="eastAsia"/>
+        </w:rPr>
+      </w:pPr>
+      <w:r>
+        <w:separator/>
+      </w:r>
+    </w:p>
+  </w:endnote>
+  <w:endnote w:type="continuationSeparator" w:id="0">
+    <w:p>
+      <w:pPr>
+        <w:spacing w:after="0" w:line="240" w:lineRule="auto"/>
+        <w:rPr>
+          <w:rFonts w:hint="eastAsia"/>
+        </w:rPr>
+      </w:pPr>
+      <w:r>
+        <w:continuationSeparator/>
+      </w:r>
+    </w:p>
+  </w:endnote>
+</w:endnotes>
+</file>
+
+<file path=word/footer1.xml><?xml version="1.0" encoding="utf-8"?>
+<w:ftr xmlns:wpc="http://schemas.microsoft.com/office/word/2010/wordprocessingCanvas" xmlns:cx="http://schemas.microsoft.com/office/drawing/2014/chartex" xmlns:cx1="http://schemas.microsoft.com/office/drawing/2015/9/8/chartex" xmlns:cx2="http://schemas.microsoft.com/office/drawing/2015/10/21/chartex" xmlns:cx3="http://schemas.microsoft.com/office/drawing/2016/5/9/chartex" xmlns:cx4="http://schemas.microsoft.com/office/drawing/2016/5/10/chartex" xmlns:cx5="http://schemas.microsoft.com/office/drawing/2016/5/11/chartex" xmlns:cx6="http://schemas.microsoft.com/office/drawing/2016/5/12/chartex" xmlns:cx7="http://schemas.microsoft.com/office/drawing/2016/5/13/chartex" xmlns:cx8="http://schemas.microsoft.com/office/drawing/2016/5/14/chartex" xmlns:mc="http://schemas.openxmlformats.org/markup-compatibility/2006" xmlns:aink="http://schemas.microsoft.com/office/drawing/2016/ink" xmlns:am3d="http://schemas.microsoft.com/office/drawing/2017/model3d" xmlns:o="urn:schemas-microsoft-com:office:office" xmlns:oel="http://schemas.microsoft.com/office/2019/extlst" xmlns:r="http://schemas.openxmlformats.org/officeDocument/2006/relationships" xmlns:m="http://schemas.openxmlformats.org/officeDocument/2006/math" xmlns:v="urn:schemas-microsoft-com:vml" xmlns:wp14="http://schemas.microsoft.com/office/word/2010/wordprocessingDrawing" xmlns:wp="http://schemas.openxmlformats.org/drawingml/2006/wordprocessingDrawing" xmlns:w10="urn:schemas-microsoft-com:office:word" xmlns:w="http://schemas.openxmlformats.org/wordprocessingml/2006/main" xmlns:w14="http://schemas.microsoft.com/office/word/2010/wordml" xmlns:w15="http://schemas.microsoft.com/office/word/2012/wordml" xmlns:w16cex="http://schemas.microsoft.com/office/word/2018/wordml/cex" xmlns:w16cid="http://schemas.microsoft.com/office/word/2016/wordml/cid" xmlns:w16="http://schemas.microsoft.com/office/word/2018/wordml" xmlns:w16du="http://schemas.microsoft.com/office/word/2023/wordml/word16du" xmlns:w16sdtdh="http://schemas.microsoft.com/office/word/2020/wordml/sdtdatahash" xmlns:w16sdtfl="http://schemas.microsoft.com/office/word/2024/wordml/sdtformatlock" xmlns:w16se="http://schemas.microsoft.com/office/word/2015/wordml/symex" xmlns:wpg="http://schemas.microsoft.com/office/word/2010/wordprocessingGroup" xmlns:wpi="http://schemas.microsoft.com/office/word/2010/wordprocessingInk" xmlns:wne="http://schemas.microsoft.com/office/word/2006/wordml" xmlns:wps="http://schemas.microsoft.com/office/word/2010/wordprocessingShape" mc:Ignorable="w14 w15 w16se w16cid w16 w16cex w16sdtdh w16sdtfl w16du wp14">
+  <w:p>
+    <w:pPr>
+      <w:pStyle w:val="af0"/>
+      <w:rPr>
+        <w:rFonts w:hint="eastAsia"/>
+      </w:rPr>
+    </w:pPr>
+  </w:p>
+</w:ftr>
+</file>
+
+<file path=word/footer2.xml><?xml version="1.0" encoding="utf-8"?>
+<w:ftr xmlns:wpc="http://schemas.microsoft.com/office/word/2010/wordprocessingCanvas" xmlns:cx="http://schemas.microsoft.com/office/drawing/2014/chartex" xmlns:cx1="http://schemas.microsoft.com/office/drawing/2015/9/8/chartex" xmlns:cx2="http://schemas.microsoft.com/office/drawing/2015/10/21/chartex" xmlns:cx3="http://schemas.microsoft.com/office/drawing/2016/5/9/chartex" xmlns:cx4="http://schemas.microsoft.com/office/drawing/2016/5/10/chartex" xmlns:cx5="http://schemas.microsoft.com/office/drawing/2016/5/11/chartex" xmlns:cx6="http://schemas.microsoft.com/office/drawing/2016/5/12/chartex" xmlns:cx7="http://schemas.microsoft.com/office/drawing/2016/5/13/chartex" xmlns:cx8="http://schemas.microsoft.com/office/drawing/2016/5/14/chartex" xmlns:mc="http://schemas.openxmlformats.org/markup-compatibility/2006" xmlns:aink="http://schemas.microsoft.com/office/drawing/2016/ink" xmlns:am3d="http://schemas.microsoft.com/office/drawing/2017/model3d" xmlns:o="urn:schemas-microsoft-com:office:office" xmlns:oel="http://schemas.microsoft.com/office/2019/extlst" xmlns:r="http://schemas.openxmlformats.org/officeDocument/2006/relationships" xmlns:m="http://schemas.openxmlformats.org/officeDocument/2006/math" xmlns:v="urn:schemas-microsoft-com:vml" xmlns:wp14="http://schemas.microsoft.com/office/word/2010/wordprocessingDrawing" xmlns:wp="http://schemas.openxmlformats.org/drawingml/2006/wordprocessingDrawing" xmlns:w10="urn:schemas-microsoft-com:office:word" xmlns:w="http://schemas.openxmlformats.org/wordprocessingml/2006/main" xmlns:w14="http://schemas.microsoft.com/office/word/2010/wordml" xmlns:w15="http://schemas.microsoft.com/office/word/2012/wordml" xmlns:w16cex="http://schemas.microsoft.com/office/word/2018/wordml/cex" xmlns:w16cid="http://schemas.microsoft.com/office/word/2016/wordml/cid" xmlns:w16="http://schemas.microsoft.com/office/word/2018/wordml" xmlns:w16du="http://schemas.microsoft.com/office/word/2023/wordml/word16du" xmlns:w16sdtdh="http://schemas.microsoft.com/office/word/2020/wordml/sdtdatahash" xmlns:w16sdtfl="http://schemas.microsoft.com/office/word/2024/wordml/sdtformatlock" xmlns:w16se="http://schemas.microsoft.com/office/word/2015/wordml/symex" xmlns:wpg="http://schemas.microsoft.com/office/word/2010/wordprocessingGroup" xmlns:wpi="http://schemas.microsoft.com/office/word/2010/wordprocessingInk" xmlns:wne="http://schemas.microsoft.com/office/word/2006/wordml" xmlns:wps="http://schemas.microsoft.com/office/word/2010/wordprocessingShape" mc:Ignorable="w14 w15 w16se w16cid w16 w16cex w16sdtdh w16sdtfl w16du wp14">
+  <w:p>
+    <w:pPr>
+      <w:pStyle w:val="af0"/>
+      <w:rPr>
+        <w:rFonts w:hint="eastAsia"/>
+      </w:rPr>
+    </w:pPr>
+  </w:p>
+</w:ftr>
+</file>
+
+<file path=word/footer3.xml><?xml version="1.0" encoding="utf-8"?>
+<w:ftr xmlns:wpc="http://schemas.microsoft.com/office/word/2010/wordprocessingCanvas" xmlns:cx="http://schemas.microsoft.com/office/drawing/2014/chartex" xmlns:cx1="http://schemas.microsoft.com/office/drawing/2015/9/8/chartex" xmlns:cx2="http://schemas.microsoft.com/office/drawing/2015/10/21/chartex" xmlns:cx3="http://schemas.microsoft.com/office/drawing/2016/5/9/chartex" xmlns:cx4="http://schemas.microsoft.com/office/drawing/2016/5/10/chartex" xmlns:cx5="http://schemas.microsoft.com/office/drawing/2016/5/11/chartex" xmlns:cx6="http://schemas.microsoft.com/office/drawing/2016/5/12/chartex" xmlns:cx7="http://schemas.microsoft.com/office/drawing/2016/5/13/chartex" xmlns:cx8="http://schemas.microsoft.com/office/drawing/2016/5/14/chartex" xmlns:mc="http://schemas.openxmlformats.org/markup-compatibility/2006" xmlns:aink="http://schemas.microsoft.com/office/drawing/2016/ink" xmlns:am3d="http://schemas.microsoft.com/office/drawing/2017/model3d" xmlns:o="urn:schemas-microsoft-com:office:office" xmlns:oel="http://schemas.microsoft.com/office/2019/extlst" xmlns:r="http://schemas.openxmlformats.org/officeDocument/2006/relationships" xmlns:m="http://schemas.openxmlformats.org/officeDocument/2006/math" xmlns:v="urn:schemas-microsoft-com:vml" xmlns:wp14="http://schemas.microsoft.com/office/word/2010/wordprocessingDrawing" xmlns:wp="http://schemas.openxmlformats.org/drawingml/2006/wordprocessingDrawing" xmlns:w10="urn:schemas-microsoft-com:office:word" xmlns:w="http://schemas.openxmlformats.org/wordprocessingml/2006/main" xmlns:w14="http://schemas.microsoft.com/office/word/2010/wordml" xmlns:w15="http://schemas.microsoft.com/office/word/2012/wordml" xmlns:w16cex="http://schemas.microsoft.com/office/word/2018/wordml/cex" xmlns:w16cid="http://schemas.microsoft.com/office/word/2016/wordml/cid" xmlns:w16="http://schemas.microsoft.com/office/word/2018/wordml" xmlns:w16du="http://schemas.microsoft.com/office/word/2023/wordml/word16du" xmlns:w16sdtdh="http://schemas.microsoft.com/office/word/2020/wordml/sdtdatahash" xmlns:w16sdtfl="http://schemas.microsoft.com/office/word/2024/wordml/sdtformatlock" xmlns:w16se="http://schemas.microsoft.com/office/word/2015/wordml/symex" xmlns:wpg="http://schemas.microsoft.com/office/word/2010/wordprocessingGroup" xmlns:wpi="http://schemas.microsoft.com/office/word/2010/wordprocessingInk" xmlns:wne="http://schemas.microsoft.com/office/word/2006/wordml" xmlns:wps="http://schemas.microsoft.com/office/word/2010/wordprocessingShape" mc:Ignorable="w14 w15 w16se w16cid w16 w16cex w16sdtdh w16sdtfl w16du wp14">
+  <w:p>
+    <w:pPr>
+      <w:pStyle w:val="af0"/>
+      <w:rPr>
+        <w:rFonts w:hint="eastAsia"/>
+      </w:rPr>
+    </w:pPr>
+  </w:p>
+</w:ftr>
+</file>
+
+<file path=word/footnotes.xml><?xml version="1.0" encoding="utf-8"?>
+<w:footnotes xmlns:wpc="http://schemas.microsoft.com/office/word/2010/wordprocessingCanvas" xmlns:cx="http://schemas.microsoft.com/office/drawing/2014/chartex" xmlns:cx1="http://schemas.microsoft.com/office/drawing/2015/9/8/chartex" xmlns:cx2="http://schemas.microsoft.com/office/drawing/2015/10/21/chartex" xmlns:cx3="http://schemas.microsoft.com/office/drawing/2016/5/9/chartex" xmlns:cx4="http://schemas.microsoft.com/office/drawing/2016/5/10/chartex" xmlns:cx5="http://schemas.microsoft.com/office/drawing/2016/5/11/chartex" xmlns:cx6="http://schemas.microsoft.com/office/drawing/2016/5/12/chartex" xmlns:cx7="http://schemas.microsoft.com/office/drawing/2016/5/13/chartex" xmlns:cx8="http://schemas.microsoft.com/office/drawing/2016/5/14/chartex" xmlns:mc="http://schemas.openxmlformats.org/markup-compatibility/2006" xmlns:aink="http://schemas.microsoft.com/office/drawing/2016/ink" xmlns:am3d="http://schemas.microsoft.com/office/drawing/2017/model3d" xmlns:o="urn:schemas-microsoft-com:office:office" xmlns:oel="http://schemas.microsoft.com/office/2019/extlst" xmlns:r="http://schemas.openxmlformats.org/officeDocument/2006/relationships" xmlns:m="http://schemas.openxmlformats.org/officeDocument/2006/math" xmlns:v="urn:schemas-microsoft-com:vml" xmlns:wp14="http://schemas.microsoft.com/office/word/2010/wordprocessingDrawing" xmlns:wp="http://schemas.openxmlformats.org/drawingml/2006/wordprocessingDrawing" xmlns:w10="urn:schemas-microsoft-com:office:word" xmlns:w="http://schemas.openxmlformats.org/wordprocessingml/2006/main" xmlns:w14="http://schemas.microsoft.com/office/word/2010/wordml" xmlns:w15="http://schemas.microsoft.com/office/word/2012/wordml" xmlns:w16cex="http://schemas.microsoft.com/office/word/2018/wordml/cex" xmlns:w16cid="http://schemas.microsoft.com/office/word/2016/wordml/cid" xmlns:w16="http://schemas.microsoft.com/office/word/2018/wordml" xmlns:w16du="http://schemas.microsoft.com/office/word/2023/wordml/word16du" xmlns:w16sdtdh="http://schemas.microsoft.com/office/word/2020/wordml/sdtdatahash" xmlns:w16sdtfl="http://schemas.microsoft.com/office/word/2024/wordml/sdtformatlock" xmlns:w16se="http://schemas.microsoft.com/office/word/2015/wordml/symex" xmlns:wpg="http://schemas.microsoft.com/office/word/2010/wordprocessingGroup" xmlns:wpi="http://schemas.microsoft.com/office/word/2010/wordprocessingInk" xmlns:wne="http://schemas.microsoft.com/office/word/2006/wordml" xmlns:wps="http://schemas.microsoft.com/office/word/2010/wordprocessingShape" mc:Ignorable="w14 w15 w16se w16cid w16 w16cex w16sdtdh w16sdtfl w16du wp14">
+  <w:footnote w:type="separator" w:id="-1">
+    <w:p>
+      <w:pPr>
+        <w:spacing w:after="0" w:line="240" w:lineRule="auto"/>
+        <w:rPr>
+          <w:rFonts w:hint="eastAsia"/>
+        </w:rPr>
+      </w:pPr>
+      <w:r>
+        <w:separator/>
+      </w:r>
+    </w:p>
+  </w:footnote>
+  <w:footnote w:type="continuationSeparator" w:id="0">
+    <w:p>
+      <w:pPr>
+        <w:spacing w:after="0" w:line="240" w:lineRule="auto"/>
+        <w:rPr>
+          <w:rFonts w:hint="eastAsia"/>
+        </w:rPr>
+      </w:pPr>
+      <w:r>
+        <w:continuationSeparator/>
+      </w:r>
+    </w:p>
+  </w:footnote>
+</w:footnotes>
+</file>
+
+<file path=word/header1.xml><?xml version="1.0" encoding="utf-8"?>
+<w:hdr xmlns:wpc="http://schemas.microsoft.com/office/word/2010/wordprocessingCanvas" xmlns:cx="http://schemas.microsoft.com/office/drawing/2014/chartex" xmlns:cx1="http://schemas.microsoft.com/office/drawing/2015/9/8/chartex" xmlns:cx2="http://schemas.microsoft.com/office/drawing/2015/10/21/chartex" xmlns:cx3="http://schemas.microsoft.com/office/drawing/2016/5/9/chartex" xmlns:cx4="http://schemas.microsoft.com/office/drawing/2016/5/10/chartex" xmlns:cx5="http://schemas.microsoft.com/office/drawing/2016/5/11/chartex" xmlns:cx6="http://schemas.microsoft.com/office/drawing/2016/5/12/chartex" xmlns:cx7="http://schemas.microsoft.com/office/drawing/2016/5/13/chartex" xmlns:cx8="http://schemas.microsoft.com/office/drawing/2016/5/14/chartex" xmlns:mc="http://schemas.openxmlformats.org/markup-compatibility/2006" xmlns:aink="http://schemas.microsoft.com/office/drawing/2016/ink" xmlns:am3d="http://schemas.microsoft.com/office/drawing/2017/model3d" xmlns:o="urn:schemas-microsoft-com:office:office" xmlns:oel="http://schemas.microsoft.com/office/2019/extlst" xmlns:r="http://schemas.openxmlformats.org/officeDocument/2006/relationships" xmlns:m="http://schemas.openxmlformats.org/officeDocument/2006/math" xmlns:v="urn:schemas-microsoft-com:vml" xmlns:wp14="http://schemas.microsoft.com/office/word/2010/wordprocessingDrawing" xmlns:wp="http://schemas.openxmlformats.org/drawingml/2006/wordprocessingDrawing" xmlns:w10="urn:schemas-microsoft-com:office:word" xmlns:w="http://schemas.openxmlformats.org/wordprocessingml/2006/main" xmlns:w14="http://schemas.microsoft.com/office/word/2010/wordml" xmlns:w15="http://schemas.microsoft.com/office/word/2012/wordml" xmlns:w16cex="http://schemas.microsoft.com/office/word/2018/wordml/cex" xmlns:w16cid="http://schemas.microsoft.com/office/word/2016/wordml/cid" xmlns:w16="http://schemas.microsoft.com/office/word/2018/wordml" xmlns:w16du="http://schemas.microsoft.com/office/word/2023/wordml/word16du" xmlns:w16sdtdh="http://schemas.microsoft.com/office/word/2020/wordml/sdtdatahash" xmlns:w16sdtfl="http://schemas.microsoft.com/office/word/2024/wordml/sdtformatlock" xmlns:w16se="http://schemas.microsoft.com/office/word/2015/wordml/symex" xmlns:wpg="http://schemas.microsoft.com/office/word/2010/wordprocessingGroup" xmlns:wpi="http://schemas.microsoft.com/office/word/2010/wordprocessingInk" xmlns:wne="http://schemas.microsoft.com/office/word/2006/wordml" xmlns:wps="http://schemas.microsoft.com/office/word/2010/wordprocessingShape" mc:Ignorable="w14 w15 w16se w16cid w16 w16cex w16sdtdh w16sdtfl w16du wp14">
+  <w:p>
+    <w:pPr>
+      <w:pStyle w:val="ae"/>
+      <w:rPr>
+        <w:rFonts w:hint="eastAsia"/>
+      </w:rPr>
+    </w:pPr>
+  </w:p>
+</w:hdr>
+</file>
+
+<file path=word/header2.xml><?xml version="1.0" encoding="utf-8"?>
+<w:hdr xmlns:wpc="http://schemas.microsoft.com/office/word/2010/wordprocessingCanvas" xmlns:cx="http://schemas.microsoft.com/office/drawing/2014/chartex" xmlns:cx1="http://schemas.microsoft.com/office/drawing/2015/9/8/chartex" xmlns:cx2="http://schemas.microsoft.com/office/drawing/2015/10/21/chartex" xmlns:cx3="http://schemas.microsoft.com/office/drawing/2016/5/9/chartex" xmlns:cx4="http://schemas.microsoft.com/office/drawing/2016/5/10/chartex" xmlns:cx5="http://schemas.microsoft.com/office/drawing/2016/5/11/chartex" xmlns:cx6="http://schemas.microsoft.com/office/drawing/2016/5/12/chartex" xmlns:cx7="http://schemas.microsoft.com/office/drawing/2016/5/13/chartex" xmlns:cx8="http://schemas.microsoft.com/office/drawing/2016/5/14/chartex" xmlns:mc="http://schemas.openxmlformats.org/markup-compatibility/2006" xmlns:aink="http://schemas.microsoft.com/office/drawing/2016/ink" xmlns:am3d="http://schemas.microsoft.com/office/drawing/2017/model3d" xmlns:o="urn:schemas-microsoft-com:office:office" xmlns:oel="http://schemas.microsoft.com/office/2019/extlst" xmlns:r="http://schemas.openxmlformats.org/officeDocument/2006/relationships" xmlns:m="http://schemas.openxmlformats.org/officeDocument/2006/math" xmlns:v="urn:schemas-microsoft-com:vml" xmlns:wp14="http://schemas.microsoft.com/office/word/2010/wordprocessingDrawing" xmlns:wp="http://schemas.openxmlformats.org/drawingml/2006/wordprocessingDrawing" xmlns:w10="urn:schemas-microsoft-com:office:word" xmlns:w="http://schemas.openxmlformats.org/wordprocessingml/2006/main" xmlns:w14="http://schemas.microsoft.com/office/word/2010/wordml" xmlns:w15="http://schemas.microsoft.com/office/word/2012/wordml" xmlns:w16cex="http://schemas.microsoft.com/office/word/2018/wordml/cex" xmlns:w16cid="http://schemas.microsoft.com/office/word/2016/wordml/cid" xmlns:w16="http://schemas.microsoft.com/office/word/2018/wordml" xmlns:w16du="http://schemas.microsoft.com/office/word/2023/wordml/word16du" xmlns:w16sdtdh="http://schemas.microsoft.com/office/word/2020/wordml/sdtdatahash" xmlns:w16sdtfl="http://schemas.microsoft.com/office/word/2024/wordml/sdtformatlock" xmlns:w16se="http://schemas.microsoft.com/office/word/2015/wordml/symex" xmlns:wpg="http://schemas.microsoft.com/office/word/2010/wordprocessingGroup" xmlns:wpi="http://schemas.microsoft.com/office/word/2010/wordprocessingInk" xmlns:wne="http://schemas.microsoft.com/office/word/2006/wordml" xmlns:wps="http://schemas.microsoft.com/office/word/2010/wordprocessingShape" mc:Ignorable="w14 w15 w16se w16cid w16 w16cex w16sdtdh w16sdtfl w16du wp14">
+  <w:p>
+    <w:pPr>
+      <w:pStyle w:val="ae"/>
+      <w:rPr>
+        <w:rFonts w:hint="eastAsia"/>
+      </w:rPr>
+    </w:pPr>
+  </w:p>
+</w:hdr>
+</file>
+
+<file path=word/header3.xml><?xml version="1.0" encoding="utf-8"?>
+<w:hdr xmlns:wpc="http://schemas.microsoft.com/office/word/2010/wordprocessingCanvas" xmlns:cx="http://schemas.microsoft.com/office/drawing/2014/chartex" xmlns:cx1="http://schemas.microsoft.com/office/drawing/2015/9/8/chartex" xmlns:cx2="http://schemas.microsoft.com/office/drawing/2015/10/21/chartex" xmlns:cx3="http://schemas.microsoft.com/office/drawing/2016/5/9/chartex" xmlns:cx4="http://schemas.microsoft.com/office/drawing/2016/5/10/chartex" xmlns:cx5="http://schemas.microsoft.com/office/drawing/2016/5/11/chartex" xmlns:cx6="http://schemas.microsoft.com/office/drawing/2016/5/12/chartex" xmlns:cx7="http://schemas.microsoft.com/office/drawing/2016/5/13/chartex" xmlns:cx8="http://schemas.microsoft.com/office/drawing/2016/5/14/chartex" xmlns:mc="http://schemas.openxmlformats.org/markup-compatibility/2006" xmlns:aink="http://schemas.microsoft.com/office/drawing/2016/ink" xmlns:am3d="http://schemas.microsoft.com/office/drawing/2017/model3d" xmlns:o="urn:schemas-microsoft-com:office:office" xmlns:oel="http://schemas.microsoft.com/office/2019/extlst" xmlns:r="http://schemas.openxmlformats.org/officeDocument/2006/relationships" xmlns:m="http://schemas.openxmlformats.org/officeDocument/2006/math" xmlns:v="urn:schemas-microsoft-com:vml" xmlns:wp14="http://schemas.microsoft.com/office/word/2010/wordprocessingDrawing" xmlns:wp="http://schemas.openxmlformats.org/drawingml/2006/wordprocessingDrawing" xmlns:w10="urn:schemas-microsoft-com:office:word" xmlns:w="http://schemas.openxmlformats.org/wordprocessingml/2006/main" xmlns:w14="http://schemas.microsoft.com/office/word/2010/wordml" xmlns:w15="http://schemas.microsoft.com/office/word/2012/wordml" xmlns:w16cex="http://schemas.microsoft.com/office/word/2018/wordml/cex" xmlns:w16cid="http://schemas.microsoft.com/office/word/2016/wordml/cid" xmlns:w16="http://schemas.microsoft.com/office/word/2018/wordml" xmlns:w16du="http://schemas.microsoft.com/office/word/2023/wordml/word16du" xmlns:w16sdtdh="http://schemas.microsoft.com/office/word/2020/wordml/sdtdatahash" xmlns:w16sdtfl="http://schemas.microsoft.com/office/word/2024/wordml/sdtformatlock" xmlns:w16se="http://schemas.microsoft.com/office/word/2015/wordml/symex" xmlns:wpg="http://schemas.microsoft.com/office/word/2010/wordprocessingGroup" xmlns:wpi="http://schemas.microsoft.com/office/word/2010/wordprocessingInk" xmlns:wne="http://schemas.microsoft.com/office/word/2006/wordml" xmlns:wps="http://schemas.microsoft.com/office/word/2010/wordprocessingShape" mc:Ignorable="w14 w15 w16se w16cid w16 w16cex w16sdtdh w16sdtfl w16du wp14">
+  <w:p>
+    <w:pPr>
+      <w:pStyle w:val="ae"/>
+      <w:rPr>
+        <w:rFonts w:hint="eastAsia"/>
+      </w:rPr>
+    </w:pPr>
+  </w:p>
+</w:hdr>
+</file>
+
 <file path=word/numbering.xml><?xml version="1.0" encoding="utf-8"?>
 <w:numbering xmlns:wpc="http://schemas.microsoft.com/office/word/2010/wordprocessingCanvas" xmlns:cx="http://schemas.microsoft.com/office/drawing/2014/chartex" xmlns:cx1="http://schemas.microsoft.com/office/drawing/2015/9/8/chartex" xmlns:cx2="http://schemas.microsoft.com/office/drawing/2015/10/21/chartex" xmlns:cx3="http://schemas.microsoft.com/office/drawing/2016/5/9/chartex" xmlns:cx4="http://schemas.microsoft.com/office/drawing/2016/5/10/chartex" xmlns:cx5="http://schemas.microsoft.com/office/drawing/2016/5/11/chartex" xmlns:cx6="http://schemas.microsoft.com/office/drawing/2016/5/12/chartex" xmlns:cx7="http://schemas.microsoft.com/office/drawing/2016/5/13/chartex" xmlns:cx8="http://schemas.microsoft.com/office/drawing/2016/5/14/chartex" xmlns:mc="http://schemas.openxmlformats.org/markup-compatibility/2006" xmlns:aink="http://schemas.microsoft.com/office/drawing/2016/ink" xmlns:am3d="http://schemas.microsoft.com/office/drawing/2017/model3d" xmlns:o="urn:schemas-microsoft-com:office:office" xmlns:oel="http://schemas.microsoft.com/office/2019/extlst" xmlns:r="http://schemas.openxmlformats.org/officeDocument/2006/relationships" xmlns:m="http://schemas.openxmlformats.org/officeDocument/2006/math" xmlns:v="urn:schemas-microsoft-com:vml" xmlns:wp14="http://schemas.microsoft.com/office/word/2010/wordprocessingDrawing" xmlns:wp="http://schemas.openxmlformats.org/drawingml/2006/wordprocessingDrawing" xmlns:w10="urn:schemas-microsoft-com:office:word" xmlns:w="http://schemas.openxmlformats.org/wordprocessingml/2006/main" xmlns:w14="http://schemas.microsoft.com/office/word/2010/wordml" xmlns:w15="http://schemas.microsoft.com/office/word/2012/wordml" xmlns:w16cex="http://schemas.microsoft.com/office/word/2018/wordml/cex" xmlns:w16cid="http://schemas.microsoft.com/office/word/2016/wordml/cid" xmlns:w16="http://schemas.microsoft.com/office/word/2018/wordml" xmlns:w16du="http://schemas.microsoft.com/office/word/2023/wordml/word16du" xmlns:w16sdtdh="http://schemas.microsoft.com/office/word/2020/wordml/sdtdatahash" xmlns:w16sdtfl="http://schemas.microsoft.com/office/word/2024/wordml/sdtformatlock" xmlns:w16se="http://schemas.microsoft.com/office/word/2015/wordml/symex" xmlns:wpg="http://schemas.microsoft.com/office/word/2010/wordprocessingGroup" xmlns:wpi="http://schemas.microsoft.com/office/word/2010/wordprocessingInk" xmlns:wne="http://schemas.microsoft.com/office/word/2006/wordml" xmlns:wps="http://schemas.microsoft.com/office/word/2010/wordprocessingShape" mc:Ignorable="w14 w15 w16se w16cid w16 w16cex w16sdtdh w16sdtfl w16du wp14">
   <w:abstractNum w:abstractNumId="0" w15:restartNumberingAfterBreak="0">
-    <w:nsid w:val="3FAB341D"/>
-    <w:multiLevelType w:val="hybridMultilevel"/>
-    <w:tmpl w:val="622A60B0"/>
-    <w:lvl w:ilvl="0" w:tplc="CA20B06E">
-      <w:start w:val="1"/>
-      <w:numFmt w:val="decimal"/>
-      <w:lvlText w:val="%1)"/>
-      <w:lvlJc w:val="left"/>
-      <w:pPr>
-        <w:ind w:left="360" w:hanging="360"/>
-      </w:pPr>
-      <w:rPr>
-        <w:rFonts w:hint="default"/>
-      </w:rPr>
-    </w:lvl>
-    <w:lvl w:ilvl="1" w:tplc="04090019">
-      <w:start w:val="1"/>
-      <w:numFmt w:val="lowerLetter"/>
-      <w:lvlText w:val="%2)"/>
-      <w:lvlJc w:val="left"/>
-      <w:pPr>
-        <w:ind w:left="880" w:hanging="440"/>
-      </w:pPr>
-    </w:lvl>
-    <w:lvl w:ilvl="2" w:tplc="D5801102">
-      <w:start w:val="3"/>
-      <w:numFmt w:val="decimal"/>
-      <w:lvlText w:val="%3）"/>
-      <w:lvlJc w:val="left"/>
-      <w:pPr>
-        <w:ind w:left="1240" w:hanging="360"/>
-      </w:pPr>
-      <w:rPr>
-        <w:rFonts w:hint="default"/>
-      </w:rPr>
-    </w:lvl>
-    <w:lvl w:ilvl="3" w:tplc="0409000F" w:tentative="1">
-      <w:start w:val="1"/>
-      <w:numFmt w:val="decimal"/>
-      <w:lvlText w:val="%4."/>
-      <w:lvlJc w:val="left"/>
-      <w:pPr>
-        <w:ind w:left="1760" w:hanging="440"/>
-      </w:pPr>
-    </w:lvl>
-    <w:lvl w:ilvl="4" w:tplc="04090019" w:tentative="1">
-      <w:start w:val="1"/>
-      <w:numFmt w:val="lowerLetter"/>
-      <w:lvlText w:val="%5)"/>
-      <w:lvlJc w:val="left"/>
-      <w:pPr>
-        <w:ind w:left="2200" w:hanging="440"/>
-      </w:pPr>
-    </w:lvl>
-    <w:lvl w:ilvl="5" w:tplc="0409001B" w:tentative="1">
-      <w:start w:val="1"/>
-      <w:numFmt w:val="lowerRoman"/>
-      <w:lvlText w:val="%6."/>
-      <w:lvlJc w:val="right"/>
-      <w:pPr>
-        <w:ind w:left="2640" w:hanging="440"/>
-      </w:pPr>
-    </w:lvl>
-    <w:lvl w:ilvl="6" w:tplc="0409000F" w:tentative="1">
-      <w:start w:val="1"/>
-      <w:numFmt w:val="decimal"/>
-      <w:lvlText w:val="%7."/>
-      <w:lvlJc w:val="left"/>
-      <w:pPr>
-        <w:ind w:left="3080" w:hanging="440"/>
-      </w:pPr>
-    </w:lvl>
-    <w:lvl w:ilvl="7" w:tplc="04090019" w:tentative="1">
-      <w:start w:val="1"/>
-      <w:numFmt w:val="lowerLetter"/>
-      <w:lvlText w:val="%8)"/>
-      <w:lvlJc w:val="left"/>
-      <w:pPr>
-        <w:ind w:left="3520" w:hanging="440"/>
-      </w:pPr>
-    </w:lvl>
-    <w:lvl w:ilvl="8" w:tplc="0409001B" w:tentative="1">
-      <w:start w:val="1"/>
-      <w:numFmt w:val="lowerRoman"/>
-      <w:lvlText w:val="%9."/>
-      <w:lvlJc w:val="right"/>
-      <w:pPr>
-        <w:ind w:left="3960" w:hanging="440"/>
-      </w:pPr>
-    </w:lvl>
-  </w:abstractNum>
-  <w:abstractNum w:abstractNumId="1" w15:restartNumberingAfterBreak="0">
-    <w:nsid w:val="4452311E"/>
+    <w:nsid w:val="28A879F4"/>
     <w:multiLevelType w:val="multilevel"/>
-    <w:tmpl w:val="FA74D786"/>
+    <w:tmpl w:val="C98487E4"/>
     <w:lvl w:ilvl="0">
       <w:start w:val="1"/>
       <w:numFmt w:val="bullet"/>
@@ -724,11 +4409,711 @@
       </w:rPr>
     </w:lvl>
   </w:abstractNum>
+  <w:abstractNum w:abstractNumId="1" w15:restartNumberingAfterBreak="0">
+    <w:nsid w:val="343D3BB1"/>
+    <w:multiLevelType w:val="multilevel"/>
+    <w:tmpl w:val="79E605E6"/>
+    <w:lvl w:ilvl="0">
+      <w:start w:val="1"/>
+      <w:numFmt w:val="bullet"/>
+      <w:lvlText w:val=""/>
+      <w:lvlJc w:val="left"/>
+      <w:pPr>
+        <w:tabs>
+          <w:tab w:val="num" w:pos="720"/>
+        </w:tabs>
+        <w:ind w:left="720" w:hanging="360"/>
+      </w:pPr>
+      <w:rPr>
+        <w:rFonts w:ascii="Symbol" w:hAnsi="Symbol" w:hint="default"/>
+        <w:sz w:val="20"/>
+      </w:rPr>
+    </w:lvl>
+    <w:lvl w:ilvl="1" w:tentative="1">
+      <w:start w:val="1"/>
+      <w:numFmt w:val="bullet"/>
+      <w:lvlText w:val="o"/>
+      <w:lvlJc w:val="left"/>
+      <w:pPr>
+        <w:tabs>
+          <w:tab w:val="num" w:pos="1440"/>
+        </w:tabs>
+        <w:ind w:left="1440" w:hanging="360"/>
+      </w:pPr>
+      <w:rPr>
+        <w:rFonts w:ascii="Courier New" w:hAnsi="Courier New" w:hint="default"/>
+        <w:sz w:val="20"/>
+      </w:rPr>
+    </w:lvl>
+    <w:lvl w:ilvl="2" w:tentative="1">
+      <w:start w:val="1"/>
+      <w:numFmt w:val="bullet"/>
+      <w:lvlText w:val=""/>
+      <w:lvlJc w:val="left"/>
+      <w:pPr>
+        <w:tabs>
+          <w:tab w:val="num" w:pos="2160"/>
+        </w:tabs>
+        <w:ind w:left="2160" w:hanging="360"/>
+      </w:pPr>
+      <w:rPr>
+        <w:rFonts w:ascii="Wingdings" w:hAnsi="Wingdings" w:hint="default"/>
+        <w:sz w:val="20"/>
+      </w:rPr>
+    </w:lvl>
+    <w:lvl w:ilvl="3" w:tentative="1">
+      <w:start w:val="1"/>
+      <w:numFmt w:val="bullet"/>
+      <w:lvlText w:val=""/>
+      <w:lvlJc w:val="left"/>
+      <w:pPr>
+        <w:tabs>
+          <w:tab w:val="num" w:pos="2880"/>
+        </w:tabs>
+        <w:ind w:left="2880" w:hanging="360"/>
+      </w:pPr>
+      <w:rPr>
+        <w:rFonts w:ascii="Wingdings" w:hAnsi="Wingdings" w:hint="default"/>
+        <w:sz w:val="20"/>
+      </w:rPr>
+    </w:lvl>
+    <w:lvl w:ilvl="4" w:tentative="1">
+      <w:start w:val="1"/>
+      <w:numFmt w:val="bullet"/>
+      <w:lvlText w:val=""/>
+      <w:lvlJc w:val="left"/>
+      <w:pPr>
+        <w:tabs>
+          <w:tab w:val="num" w:pos="3600"/>
+        </w:tabs>
+        <w:ind w:left="3600" w:hanging="360"/>
+      </w:pPr>
+      <w:rPr>
+        <w:rFonts w:ascii="Wingdings" w:hAnsi="Wingdings" w:hint="default"/>
+        <w:sz w:val="20"/>
+      </w:rPr>
+    </w:lvl>
+    <w:lvl w:ilvl="5" w:tentative="1">
+      <w:start w:val="1"/>
+      <w:numFmt w:val="bullet"/>
+      <w:lvlText w:val=""/>
+      <w:lvlJc w:val="left"/>
+      <w:pPr>
+        <w:tabs>
+          <w:tab w:val="num" w:pos="4320"/>
+        </w:tabs>
+        <w:ind w:left="4320" w:hanging="360"/>
+      </w:pPr>
+      <w:rPr>
+        <w:rFonts w:ascii="Wingdings" w:hAnsi="Wingdings" w:hint="default"/>
+        <w:sz w:val="20"/>
+      </w:rPr>
+    </w:lvl>
+    <w:lvl w:ilvl="6" w:tentative="1">
+      <w:start w:val="1"/>
+      <w:numFmt w:val="bullet"/>
+      <w:lvlText w:val=""/>
+      <w:lvlJc w:val="left"/>
+      <w:pPr>
+        <w:tabs>
+          <w:tab w:val="num" w:pos="5040"/>
+        </w:tabs>
+        <w:ind w:left="5040" w:hanging="360"/>
+      </w:pPr>
+      <w:rPr>
+        <w:rFonts w:ascii="Wingdings" w:hAnsi="Wingdings" w:hint="default"/>
+        <w:sz w:val="20"/>
+      </w:rPr>
+    </w:lvl>
+    <w:lvl w:ilvl="7" w:tentative="1">
+      <w:start w:val="1"/>
+      <w:numFmt w:val="bullet"/>
+      <w:lvlText w:val=""/>
+      <w:lvlJc w:val="left"/>
+      <w:pPr>
+        <w:tabs>
+          <w:tab w:val="num" w:pos="5760"/>
+        </w:tabs>
+        <w:ind w:left="5760" w:hanging="360"/>
+      </w:pPr>
+      <w:rPr>
+        <w:rFonts w:ascii="Wingdings" w:hAnsi="Wingdings" w:hint="default"/>
+        <w:sz w:val="20"/>
+      </w:rPr>
+    </w:lvl>
+    <w:lvl w:ilvl="8" w:tentative="1">
+      <w:start w:val="1"/>
+      <w:numFmt w:val="bullet"/>
+      <w:lvlText w:val=""/>
+      <w:lvlJc w:val="left"/>
+      <w:pPr>
+        <w:tabs>
+          <w:tab w:val="num" w:pos="6480"/>
+        </w:tabs>
+        <w:ind w:left="6480" w:hanging="360"/>
+      </w:pPr>
+      <w:rPr>
+        <w:rFonts w:ascii="Wingdings" w:hAnsi="Wingdings" w:hint="default"/>
+        <w:sz w:val="20"/>
+      </w:rPr>
+    </w:lvl>
+  </w:abstractNum>
+  <w:abstractNum w:abstractNumId="2" w15:restartNumberingAfterBreak="0">
+    <w:nsid w:val="37DD511D"/>
+    <w:multiLevelType w:val="multilevel"/>
+    <w:tmpl w:val="18862866"/>
+    <w:lvl w:ilvl="0">
+      <w:start w:val="1"/>
+      <w:numFmt w:val="bullet"/>
+      <w:lvlText w:val=""/>
+      <w:lvlJc w:val="left"/>
+      <w:pPr>
+        <w:tabs>
+          <w:tab w:val="num" w:pos="720"/>
+        </w:tabs>
+        <w:ind w:left="720" w:hanging="360"/>
+      </w:pPr>
+      <w:rPr>
+        <w:rFonts w:ascii="Symbol" w:hAnsi="Symbol" w:hint="default"/>
+        <w:sz w:val="20"/>
+      </w:rPr>
+    </w:lvl>
+    <w:lvl w:ilvl="1" w:tentative="1">
+      <w:start w:val="1"/>
+      <w:numFmt w:val="bullet"/>
+      <w:lvlText w:val="o"/>
+      <w:lvlJc w:val="left"/>
+      <w:pPr>
+        <w:tabs>
+          <w:tab w:val="num" w:pos="1440"/>
+        </w:tabs>
+        <w:ind w:left="1440" w:hanging="360"/>
+      </w:pPr>
+      <w:rPr>
+        <w:rFonts w:ascii="Courier New" w:hAnsi="Courier New" w:hint="default"/>
+        <w:sz w:val="20"/>
+      </w:rPr>
+    </w:lvl>
+    <w:lvl w:ilvl="2" w:tentative="1">
+      <w:start w:val="1"/>
+      <w:numFmt w:val="bullet"/>
+      <w:lvlText w:val=""/>
+      <w:lvlJc w:val="left"/>
+      <w:pPr>
+        <w:tabs>
+          <w:tab w:val="num" w:pos="2160"/>
+        </w:tabs>
+        <w:ind w:left="2160" w:hanging="360"/>
+      </w:pPr>
+      <w:rPr>
+        <w:rFonts w:ascii="Wingdings" w:hAnsi="Wingdings" w:hint="default"/>
+        <w:sz w:val="20"/>
+      </w:rPr>
+    </w:lvl>
+    <w:lvl w:ilvl="3" w:tentative="1">
+      <w:start w:val="1"/>
+      <w:numFmt w:val="bullet"/>
+      <w:lvlText w:val=""/>
+      <w:lvlJc w:val="left"/>
+      <w:pPr>
+        <w:tabs>
+          <w:tab w:val="num" w:pos="2880"/>
+        </w:tabs>
+        <w:ind w:left="2880" w:hanging="360"/>
+      </w:pPr>
+      <w:rPr>
+        <w:rFonts w:ascii="Wingdings" w:hAnsi="Wingdings" w:hint="default"/>
+        <w:sz w:val="20"/>
+      </w:rPr>
+    </w:lvl>
+    <w:lvl w:ilvl="4" w:tentative="1">
+      <w:start w:val="1"/>
+      <w:numFmt w:val="bullet"/>
+      <w:lvlText w:val=""/>
+      <w:lvlJc w:val="left"/>
+      <w:pPr>
+        <w:tabs>
+          <w:tab w:val="num" w:pos="3600"/>
+        </w:tabs>
+        <w:ind w:left="3600" w:hanging="360"/>
+      </w:pPr>
+      <w:rPr>
+        <w:rFonts w:ascii="Wingdings" w:hAnsi="Wingdings" w:hint="default"/>
+        <w:sz w:val="20"/>
+      </w:rPr>
+    </w:lvl>
+    <w:lvl w:ilvl="5" w:tentative="1">
+      <w:start w:val="1"/>
+      <w:numFmt w:val="bullet"/>
+      <w:lvlText w:val=""/>
+      <w:lvlJc w:val="left"/>
+      <w:pPr>
+        <w:tabs>
+          <w:tab w:val="num" w:pos="4320"/>
+        </w:tabs>
+        <w:ind w:left="4320" w:hanging="360"/>
+      </w:pPr>
+      <w:rPr>
+        <w:rFonts w:ascii="Wingdings" w:hAnsi="Wingdings" w:hint="default"/>
+        <w:sz w:val="20"/>
+      </w:rPr>
+    </w:lvl>
+    <w:lvl w:ilvl="6" w:tentative="1">
+      <w:start w:val="1"/>
+      <w:numFmt w:val="bullet"/>
+      <w:lvlText w:val=""/>
+      <w:lvlJc w:val="left"/>
+      <w:pPr>
+        <w:tabs>
+          <w:tab w:val="num" w:pos="5040"/>
+        </w:tabs>
+        <w:ind w:left="5040" w:hanging="360"/>
+      </w:pPr>
+      <w:rPr>
+        <w:rFonts w:ascii="Wingdings" w:hAnsi="Wingdings" w:hint="default"/>
+        <w:sz w:val="20"/>
+      </w:rPr>
+    </w:lvl>
+    <w:lvl w:ilvl="7" w:tentative="1">
+      <w:start w:val="1"/>
+      <w:numFmt w:val="bullet"/>
+      <w:lvlText w:val=""/>
+      <w:lvlJc w:val="left"/>
+      <w:pPr>
+        <w:tabs>
+          <w:tab w:val="num" w:pos="5760"/>
+        </w:tabs>
+        <w:ind w:left="5760" w:hanging="360"/>
+      </w:pPr>
+      <w:rPr>
+        <w:rFonts w:ascii="Wingdings" w:hAnsi="Wingdings" w:hint="default"/>
+        <w:sz w:val="20"/>
+      </w:rPr>
+    </w:lvl>
+    <w:lvl w:ilvl="8" w:tentative="1">
+      <w:start w:val="1"/>
+      <w:numFmt w:val="bullet"/>
+      <w:lvlText w:val=""/>
+      <w:lvlJc w:val="left"/>
+      <w:pPr>
+        <w:tabs>
+          <w:tab w:val="num" w:pos="6480"/>
+        </w:tabs>
+        <w:ind w:left="6480" w:hanging="360"/>
+      </w:pPr>
+      <w:rPr>
+        <w:rFonts w:ascii="Wingdings" w:hAnsi="Wingdings" w:hint="default"/>
+        <w:sz w:val="20"/>
+      </w:rPr>
+    </w:lvl>
+  </w:abstractNum>
+  <w:abstractNum w:abstractNumId="3" w15:restartNumberingAfterBreak="0">
+    <w:nsid w:val="38E27C7E"/>
+    <w:multiLevelType w:val="multilevel"/>
+    <w:tmpl w:val="A7A036FA"/>
+    <w:lvl w:ilvl="0">
+      <w:start w:val="1"/>
+      <w:numFmt w:val="bullet"/>
+      <w:lvlText w:val=""/>
+      <w:lvlJc w:val="left"/>
+      <w:pPr>
+        <w:tabs>
+          <w:tab w:val="num" w:pos="720"/>
+        </w:tabs>
+        <w:ind w:left="720" w:hanging="360"/>
+      </w:pPr>
+      <w:rPr>
+        <w:rFonts w:ascii="Symbol" w:hAnsi="Symbol" w:hint="default"/>
+        <w:sz w:val="20"/>
+      </w:rPr>
+    </w:lvl>
+    <w:lvl w:ilvl="1" w:tentative="1">
+      <w:start w:val="1"/>
+      <w:numFmt w:val="bullet"/>
+      <w:lvlText w:val="o"/>
+      <w:lvlJc w:val="left"/>
+      <w:pPr>
+        <w:tabs>
+          <w:tab w:val="num" w:pos="1440"/>
+        </w:tabs>
+        <w:ind w:left="1440" w:hanging="360"/>
+      </w:pPr>
+      <w:rPr>
+        <w:rFonts w:ascii="Courier New" w:hAnsi="Courier New" w:hint="default"/>
+        <w:sz w:val="20"/>
+      </w:rPr>
+    </w:lvl>
+    <w:lvl w:ilvl="2" w:tentative="1">
+      <w:start w:val="1"/>
+      <w:numFmt w:val="bullet"/>
+      <w:lvlText w:val=""/>
+      <w:lvlJc w:val="left"/>
+      <w:pPr>
+        <w:tabs>
+          <w:tab w:val="num" w:pos="2160"/>
+        </w:tabs>
+        <w:ind w:left="2160" w:hanging="360"/>
+      </w:pPr>
+      <w:rPr>
+        <w:rFonts w:ascii="Wingdings" w:hAnsi="Wingdings" w:hint="default"/>
+        <w:sz w:val="20"/>
+      </w:rPr>
+    </w:lvl>
+    <w:lvl w:ilvl="3" w:tentative="1">
+      <w:start w:val="1"/>
+      <w:numFmt w:val="bullet"/>
+      <w:lvlText w:val=""/>
+      <w:lvlJc w:val="left"/>
+      <w:pPr>
+        <w:tabs>
+          <w:tab w:val="num" w:pos="2880"/>
+        </w:tabs>
+        <w:ind w:left="2880" w:hanging="360"/>
+      </w:pPr>
+      <w:rPr>
+        <w:rFonts w:ascii="Wingdings" w:hAnsi="Wingdings" w:hint="default"/>
+        <w:sz w:val="20"/>
+      </w:rPr>
+    </w:lvl>
+    <w:lvl w:ilvl="4" w:tentative="1">
+      <w:start w:val="1"/>
+      <w:numFmt w:val="bullet"/>
+      <w:lvlText w:val=""/>
+      <w:lvlJc w:val="left"/>
+      <w:pPr>
+        <w:tabs>
+          <w:tab w:val="num" w:pos="3600"/>
+        </w:tabs>
+        <w:ind w:left="3600" w:hanging="360"/>
+      </w:pPr>
+      <w:rPr>
+        <w:rFonts w:ascii="Wingdings" w:hAnsi="Wingdings" w:hint="default"/>
+        <w:sz w:val="20"/>
+      </w:rPr>
+    </w:lvl>
+    <w:lvl w:ilvl="5" w:tentative="1">
+      <w:start w:val="1"/>
+      <w:numFmt w:val="bullet"/>
+      <w:lvlText w:val=""/>
+      <w:lvlJc w:val="left"/>
+      <w:pPr>
+        <w:tabs>
+          <w:tab w:val="num" w:pos="4320"/>
+        </w:tabs>
+        <w:ind w:left="4320" w:hanging="360"/>
+      </w:pPr>
+      <w:rPr>
+        <w:rFonts w:ascii="Wingdings" w:hAnsi="Wingdings" w:hint="default"/>
+        <w:sz w:val="20"/>
+      </w:rPr>
+    </w:lvl>
+    <w:lvl w:ilvl="6" w:tentative="1">
+      <w:start w:val="1"/>
+      <w:numFmt w:val="bullet"/>
+      <w:lvlText w:val=""/>
+      <w:lvlJc w:val="left"/>
+      <w:pPr>
+        <w:tabs>
+          <w:tab w:val="num" w:pos="5040"/>
+        </w:tabs>
+        <w:ind w:left="5040" w:hanging="360"/>
+      </w:pPr>
+      <w:rPr>
+        <w:rFonts w:ascii="Wingdings" w:hAnsi="Wingdings" w:hint="default"/>
+        <w:sz w:val="20"/>
+      </w:rPr>
+    </w:lvl>
+    <w:lvl w:ilvl="7" w:tentative="1">
+      <w:start w:val="1"/>
+      <w:numFmt w:val="bullet"/>
+      <w:lvlText w:val=""/>
+      <w:lvlJc w:val="left"/>
+      <w:pPr>
+        <w:tabs>
+          <w:tab w:val="num" w:pos="5760"/>
+        </w:tabs>
+        <w:ind w:left="5760" w:hanging="360"/>
+      </w:pPr>
+      <w:rPr>
+        <w:rFonts w:ascii="Wingdings" w:hAnsi="Wingdings" w:hint="default"/>
+        <w:sz w:val="20"/>
+      </w:rPr>
+    </w:lvl>
+    <w:lvl w:ilvl="8" w:tentative="1">
+      <w:start w:val="1"/>
+      <w:numFmt w:val="bullet"/>
+      <w:lvlText w:val=""/>
+      <w:lvlJc w:val="left"/>
+      <w:pPr>
+        <w:tabs>
+          <w:tab w:val="num" w:pos="6480"/>
+        </w:tabs>
+        <w:ind w:left="6480" w:hanging="360"/>
+      </w:pPr>
+      <w:rPr>
+        <w:rFonts w:ascii="Wingdings" w:hAnsi="Wingdings" w:hint="default"/>
+        <w:sz w:val="20"/>
+      </w:rPr>
+    </w:lvl>
+  </w:abstractNum>
+  <w:abstractNum w:abstractNumId="4" w15:restartNumberingAfterBreak="0">
+    <w:nsid w:val="3FAB341D"/>
+    <w:multiLevelType w:val="hybridMultilevel"/>
+    <w:tmpl w:val="622A60B0"/>
+    <w:lvl w:ilvl="0" w:tplc="CA20B06E">
+      <w:start w:val="1"/>
+      <w:numFmt w:val="decimal"/>
+      <w:lvlText w:val="%1)"/>
+      <w:lvlJc w:val="left"/>
+      <w:pPr>
+        <w:ind w:left="360" w:hanging="360"/>
+      </w:pPr>
+      <w:rPr>
+        <w:rFonts w:hint="default"/>
+      </w:rPr>
+    </w:lvl>
+    <w:lvl w:ilvl="1" w:tplc="04090019">
+      <w:start w:val="1"/>
+      <w:numFmt w:val="lowerLetter"/>
+      <w:lvlText w:val="%2)"/>
+      <w:lvlJc w:val="left"/>
+      <w:pPr>
+        <w:ind w:left="880" w:hanging="440"/>
+      </w:pPr>
+    </w:lvl>
+    <w:lvl w:ilvl="2" w:tplc="D5801102">
+      <w:start w:val="3"/>
+      <w:numFmt w:val="decimal"/>
+      <w:lvlText w:val="%3）"/>
+      <w:lvlJc w:val="left"/>
+      <w:pPr>
+        <w:ind w:left="1240" w:hanging="360"/>
+      </w:pPr>
+      <w:rPr>
+        <w:rFonts w:hint="default"/>
+      </w:rPr>
+    </w:lvl>
+    <w:lvl w:ilvl="3" w:tplc="0409000F" w:tentative="1">
+      <w:start w:val="1"/>
+      <w:numFmt w:val="decimal"/>
+      <w:lvlText w:val="%4."/>
+      <w:lvlJc w:val="left"/>
+      <w:pPr>
+        <w:ind w:left="1760" w:hanging="440"/>
+      </w:pPr>
+    </w:lvl>
+    <w:lvl w:ilvl="4" w:tplc="04090019" w:tentative="1">
+      <w:start w:val="1"/>
+      <w:numFmt w:val="lowerLetter"/>
+      <w:lvlText w:val="%5)"/>
+      <w:lvlJc w:val="left"/>
+      <w:pPr>
+        <w:ind w:left="2200" w:hanging="440"/>
+      </w:pPr>
+    </w:lvl>
+    <w:lvl w:ilvl="5" w:tplc="0409001B" w:tentative="1">
+      <w:start w:val="1"/>
+      <w:numFmt w:val="lowerRoman"/>
+      <w:lvlText w:val="%6."/>
+      <w:lvlJc w:val="right"/>
+      <w:pPr>
+        <w:ind w:left="2640" w:hanging="440"/>
+      </w:pPr>
+    </w:lvl>
+    <w:lvl w:ilvl="6" w:tplc="0409000F" w:tentative="1">
+      <w:start w:val="1"/>
+      <w:numFmt w:val="decimal"/>
+      <w:lvlText w:val="%7."/>
+      <w:lvlJc w:val="left"/>
+      <w:pPr>
+        <w:ind w:left="3080" w:hanging="440"/>
+      </w:pPr>
+    </w:lvl>
+    <w:lvl w:ilvl="7" w:tplc="04090019" w:tentative="1">
+      <w:start w:val="1"/>
+      <w:numFmt w:val="lowerLetter"/>
+      <w:lvlText w:val="%8)"/>
+      <w:lvlJc w:val="left"/>
+      <w:pPr>
+        <w:ind w:left="3520" w:hanging="440"/>
+      </w:pPr>
+    </w:lvl>
+    <w:lvl w:ilvl="8" w:tplc="0409001B" w:tentative="1">
+      <w:start w:val="1"/>
+      <w:numFmt w:val="lowerRoman"/>
+      <w:lvlText w:val="%9."/>
+      <w:lvlJc w:val="right"/>
+      <w:pPr>
+        <w:ind w:left="3960" w:hanging="440"/>
+      </w:pPr>
+    </w:lvl>
+  </w:abstractNum>
+  <w:abstractNum w:abstractNumId="5" w15:restartNumberingAfterBreak="0">
+    <w:nsid w:val="4452311E"/>
+    <w:multiLevelType w:val="multilevel"/>
+    <w:tmpl w:val="FA74D786"/>
+    <w:lvl w:ilvl="0">
+      <w:start w:val="1"/>
+      <w:numFmt w:val="bullet"/>
+      <w:lvlText w:val=""/>
+      <w:lvlJc w:val="left"/>
+      <w:pPr>
+        <w:tabs>
+          <w:tab w:val="num" w:pos="720"/>
+        </w:tabs>
+        <w:ind w:left="720" w:hanging="360"/>
+      </w:pPr>
+      <w:rPr>
+        <w:rFonts w:ascii="Symbol" w:hAnsi="Symbol" w:hint="default"/>
+        <w:sz w:val="20"/>
+      </w:rPr>
+    </w:lvl>
+    <w:lvl w:ilvl="1" w:tentative="1">
+      <w:start w:val="1"/>
+      <w:numFmt w:val="bullet"/>
+      <w:lvlText w:val="o"/>
+      <w:lvlJc w:val="left"/>
+      <w:pPr>
+        <w:tabs>
+          <w:tab w:val="num" w:pos="1440"/>
+        </w:tabs>
+        <w:ind w:left="1440" w:hanging="360"/>
+      </w:pPr>
+      <w:rPr>
+        <w:rFonts w:ascii="Courier New" w:hAnsi="Courier New" w:hint="default"/>
+        <w:sz w:val="20"/>
+      </w:rPr>
+    </w:lvl>
+    <w:lvl w:ilvl="2" w:tentative="1">
+      <w:start w:val="1"/>
+      <w:numFmt w:val="bullet"/>
+      <w:lvlText w:val=""/>
+      <w:lvlJc w:val="left"/>
+      <w:pPr>
+        <w:tabs>
+          <w:tab w:val="num" w:pos="2160"/>
+        </w:tabs>
+        <w:ind w:left="2160" w:hanging="360"/>
+      </w:pPr>
+      <w:rPr>
+        <w:rFonts w:ascii="Wingdings" w:hAnsi="Wingdings" w:hint="default"/>
+        <w:sz w:val="20"/>
+      </w:rPr>
+    </w:lvl>
+    <w:lvl w:ilvl="3" w:tentative="1">
+      <w:start w:val="1"/>
+      <w:numFmt w:val="bullet"/>
+      <w:lvlText w:val=""/>
+      <w:lvlJc w:val="left"/>
+      <w:pPr>
+        <w:tabs>
+          <w:tab w:val="num" w:pos="2880"/>
+        </w:tabs>
+        <w:ind w:left="2880" w:hanging="360"/>
+      </w:pPr>
+      <w:rPr>
+        <w:rFonts w:ascii="Wingdings" w:hAnsi="Wingdings" w:hint="default"/>
+        <w:sz w:val="20"/>
+      </w:rPr>
+    </w:lvl>
+    <w:lvl w:ilvl="4" w:tentative="1">
+      <w:start w:val="1"/>
+      <w:numFmt w:val="bullet"/>
+      <w:lvlText w:val=""/>
+      <w:lvlJc w:val="left"/>
+      <w:pPr>
+        <w:tabs>
+          <w:tab w:val="num" w:pos="3600"/>
+        </w:tabs>
+        <w:ind w:left="3600" w:hanging="360"/>
+      </w:pPr>
+      <w:rPr>
+        <w:rFonts w:ascii="Wingdings" w:hAnsi="Wingdings" w:hint="default"/>
+        <w:sz w:val="20"/>
+      </w:rPr>
+    </w:lvl>
+    <w:lvl w:ilvl="5" w:tentative="1">
+      <w:start w:val="1"/>
+      <w:numFmt w:val="bullet"/>
+      <w:lvlText w:val=""/>
+      <w:lvlJc w:val="left"/>
+      <w:pPr>
+        <w:tabs>
+          <w:tab w:val="num" w:pos="4320"/>
+        </w:tabs>
+        <w:ind w:left="4320" w:hanging="360"/>
+      </w:pPr>
+      <w:rPr>
+        <w:rFonts w:ascii="Wingdings" w:hAnsi="Wingdings" w:hint="default"/>
+        <w:sz w:val="20"/>
+      </w:rPr>
+    </w:lvl>
+    <w:lvl w:ilvl="6" w:tentative="1">
+      <w:start w:val="1"/>
+      <w:numFmt w:val="bullet"/>
+      <w:lvlText w:val=""/>
+      <w:lvlJc w:val="left"/>
+      <w:pPr>
+        <w:tabs>
+          <w:tab w:val="num" w:pos="5040"/>
+        </w:tabs>
+        <w:ind w:left="5040" w:hanging="360"/>
+      </w:pPr>
+      <w:rPr>
+        <w:rFonts w:ascii="Wingdings" w:hAnsi="Wingdings" w:hint="default"/>
+        <w:sz w:val="20"/>
+      </w:rPr>
+    </w:lvl>
+    <w:lvl w:ilvl="7" w:tentative="1">
+      <w:start w:val="1"/>
+      <w:numFmt w:val="bullet"/>
+      <w:lvlText w:val=""/>
+      <w:lvlJc w:val="left"/>
+      <w:pPr>
+        <w:tabs>
+          <w:tab w:val="num" w:pos="5760"/>
+        </w:tabs>
+        <w:ind w:left="5760" w:hanging="360"/>
+      </w:pPr>
+      <w:rPr>
+        <w:rFonts w:ascii="Wingdings" w:hAnsi="Wingdings" w:hint="default"/>
+        <w:sz w:val="20"/>
+      </w:rPr>
+    </w:lvl>
+    <w:lvl w:ilvl="8" w:tentative="1">
+      <w:start w:val="1"/>
+      <w:numFmt w:val="bullet"/>
+      <w:lvlText w:val=""/>
+      <w:lvlJc w:val="left"/>
+      <w:pPr>
+        <w:tabs>
+          <w:tab w:val="num" w:pos="6480"/>
+        </w:tabs>
+        <w:ind w:left="6480" w:hanging="360"/>
+      </w:pPr>
+      <w:rPr>
+        <w:rFonts w:ascii="Wingdings" w:hAnsi="Wingdings" w:hint="default"/>
+        <w:sz w:val="20"/>
+      </w:rPr>
+    </w:lvl>
+  </w:abstractNum>
   <w:num w:numId="1" w16cid:durableId="1893497863">
+    <w:abstractNumId w:val="4"/>
+  </w:num>
+  <w:num w:numId="2" w16cid:durableId="2014146257">
+    <w:abstractNumId w:val="5"/>
+  </w:num>
+  <w:num w:numId="3" w16cid:durableId="1810443052">
     <w:abstractNumId w:val="0"/>
   </w:num>
-  <w:num w:numId="2" w16cid:durableId="2014146257">
+  <w:num w:numId="4" w16cid:durableId="245382239">
+    <w:abstractNumId w:val="2"/>
+  </w:num>
+  <w:num w:numId="5" w16cid:durableId="1588074908">
     <w:abstractNumId w:val="1"/>
+  </w:num>
+  <w:num w:numId="6" w16cid:durableId="1025596114">
+    <w:abstractNumId w:val="3"/>
   </w:num>
 </w:numbering>
 </file>
@@ -1656,6 +6041,100 @@
       <w:spacing w:val="5"/>
     </w:rPr>
   </w:style>
+  <w:style w:type="paragraph" w:styleId="ae">
+    <w:name w:val="header"/>
+    <w:basedOn w:val="a"/>
+    <w:link w:val="af"/>
+    <w:uiPriority w:val="99"/>
+    <w:unhideWhenUsed/>
+    <w:rsid w:val="00426BD7"/>
+    <w:pPr>
+      <w:tabs>
+        <w:tab w:val="center" w:pos="4153"/>
+        <w:tab w:val="right" w:pos="8306"/>
+      </w:tabs>
+      <w:snapToGrid w:val="0"/>
+      <w:spacing w:line="240" w:lineRule="auto"/>
+      <w:jc w:val="center"/>
+    </w:pPr>
+    <w:rPr>
+      <w:sz w:val="18"/>
+      <w:szCs w:val="18"/>
+    </w:rPr>
+  </w:style>
+  <w:style w:type="character" w:customStyle="1" w:styleId="af">
+    <w:name w:val="页眉 字符"/>
+    <w:basedOn w:val="a0"/>
+    <w:link w:val="ae"/>
+    <w:uiPriority w:val="99"/>
+    <w:rsid w:val="00426BD7"/>
+    <w:rPr>
+      <w:sz w:val="18"/>
+      <w:szCs w:val="18"/>
+    </w:rPr>
+  </w:style>
+  <w:style w:type="paragraph" w:styleId="af0">
+    <w:name w:val="footer"/>
+    <w:basedOn w:val="a"/>
+    <w:link w:val="af1"/>
+    <w:uiPriority w:val="99"/>
+    <w:unhideWhenUsed/>
+    <w:rsid w:val="00426BD7"/>
+    <w:pPr>
+      <w:tabs>
+        <w:tab w:val="center" w:pos="4153"/>
+        <w:tab w:val="right" w:pos="8306"/>
+      </w:tabs>
+      <w:snapToGrid w:val="0"/>
+      <w:spacing w:line="240" w:lineRule="auto"/>
+    </w:pPr>
+    <w:rPr>
+      <w:sz w:val="18"/>
+      <w:szCs w:val="18"/>
+    </w:rPr>
+  </w:style>
+  <w:style w:type="character" w:customStyle="1" w:styleId="af1">
+    <w:name w:val="页脚 字符"/>
+    <w:basedOn w:val="a0"/>
+    <w:link w:val="af0"/>
+    <w:uiPriority w:val="99"/>
+    <w:rsid w:val="00426BD7"/>
+    <w:rPr>
+      <w:sz w:val="18"/>
+      <w:szCs w:val="18"/>
+    </w:rPr>
+  </w:style>
+  <w:style w:type="paragraph" w:styleId="af2">
+    <w:name w:val="endnote text"/>
+    <w:basedOn w:val="a"/>
+    <w:link w:val="af3"/>
+    <w:uiPriority w:val="99"/>
+    <w:semiHidden/>
+    <w:unhideWhenUsed/>
+    <w:rsid w:val="002B1F13"/>
+    <w:pPr>
+      <w:snapToGrid w:val="0"/>
+    </w:pPr>
+  </w:style>
+  <w:style w:type="character" w:customStyle="1" w:styleId="af3">
+    <w:name w:val="尾注文本 字符"/>
+    <w:basedOn w:val="a0"/>
+    <w:link w:val="af2"/>
+    <w:uiPriority w:val="99"/>
+    <w:semiHidden/>
+    <w:rsid w:val="002B1F13"/>
+  </w:style>
+  <w:style w:type="character" w:styleId="af4">
+    <w:name w:val="endnote reference"/>
+    <w:basedOn w:val="a0"/>
+    <w:uiPriority w:val="99"/>
+    <w:semiHidden/>
+    <w:unhideWhenUsed/>
+    <w:rsid w:val="002B1F13"/>
+    <w:rPr>
+      <w:vertAlign w:val="superscript"/>
+    </w:rPr>
+  </w:style>
 </w:styles>
 </file>
 
